--- a/Buoi8/Lab8_Bai2_BaoCao.docx
+++ b/Buoi8/Lab8_Bai2_BaoCao.docx
@@ -5,48 +5,147 @@
     <w:p>
       <w:pPr>
         <w:pStyle w:val="MyHeading1"/>
+        <w:jc w:val="both"/>
+        <w:rPr>
+          <w:rFonts w:cs="Times New Roman"/>
+          <w:color w:val="auto"/>
+          <w:sz w:val="32"/>
+          <w:szCs w:val="32"/>
+        </w:rPr>
       </w:pPr>
       <w:r>
-        <w:t>1. Mục tiêu bài thực hành</w:t>
+        <w:rPr>
+          <w:rFonts w:cs="Times New Roman"/>
+          <w:color w:val="auto"/>
+          <w:sz w:val="32"/>
+          <w:szCs w:val="32"/>
+        </w:rPr>
+        <w:t>1. Mục tiêu bài t</w:t>
+      </w:r>
+      <w:r>
+        <w:rPr>
+          <w:rFonts w:cs="Times New Roman"/>
+          <w:color w:val="auto"/>
+          <w:sz w:val="32"/>
+          <w:szCs w:val="32"/>
+        </w:rPr>
+        <w:t>oán</w:t>
       </w:r>
     </w:p>
     <w:p>
       <w:pPr>
+        <w:pStyle w:val="ListParagraph"/>
+        <w:numPr>
+          <w:ilvl w:val="0"/>
+          <w:numId w:val="12"/>
+        </w:numPr>
         <w:spacing w:after="80" w:line="288" w:lineRule="auto"/>
+        <w:jc w:val="both"/>
+        <w:rPr>
+          <w:rFonts w:cs="Times New Roman"/>
+          <w:sz w:val="26"/>
+          <w:szCs w:val="26"/>
+        </w:rPr>
       </w:pPr>
       <w:r>
-        <w:t>• Thiết lập và tổ chức bộ kiểm thử bằng TestNG Suite.</w:t>
+        <w:rPr>
+          <w:rFonts w:cs="Times New Roman"/>
+          <w:sz w:val="26"/>
+          <w:szCs w:val="26"/>
+        </w:rPr>
+        <w:t>Thiết lập và tổ chức bộ kiểm thử tự động bằng TestNG Suite (sử dụng file .xml).</w:t>
       </w:r>
     </w:p>
     <w:p>
       <w:pPr>
+        <w:pStyle w:val="ListParagraph"/>
+        <w:numPr>
+          <w:ilvl w:val="0"/>
+          <w:numId w:val="12"/>
+        </w:numPr>
         <w:spacing w:after="80" w:line="288" w:lineRule="auto"/>
+        <w:jc w:val="both"/>
+        <w:rPr>
+          <w:rFonts w:cs="Times New Roman"/>
+          <w:sz w:val="26"/>
+          <w:szCs w:val="26"/>
+        </w:rPr>
       </w:pPr>
       <w:r>
-        <w:t>• Tách smoke test và regression test bằng Group.</w:t>
+        <w:rPr>
+          <w:rFonts w:cs="Times New Roman"/>
+          <w:sz w:val="26"/>
+          <w:szCs w:val="26"/>
+        </w:rPr>
+        <w:t>Tách biệt các bộ kiểm thử lõi (smoke test) và kiểm thử hồi quy (regression test) bằng cơ chế Group của TestNG.</w:t>
       </w:r>
     </w:p>
     <w:p>
       <w:pPr>
+        <w:pStyle w:val="ListParagraph"/>
+        <w:numPr>
+          <w:ilvl w:val="0"/>
+          <w:numId w:val="12"/>
+        </w:numPr>
         <w:spacing w:after="80" w:line="288" w:lineRule="auto"/>
+        <w:jc w:val="both"/>
+        <w:rPr>
+          <w:rFonts w:cs="Times New Roman"/>
+          <w:sz w:val="26"/>
+          <w:szCs w:val="26"/>
+        </w:rPr>
       </w:pPr>
       <w:r>
-        <w:t>• Thực hiện chạy song song và quan sát tính độc lập giữa các luồng.</w:t>
+        <w:rPr>
+          <w:rFonts w:cs="Times New Roman"/>
+          <w:sz w:val="26"/>
+          <w:szCs w:val="26"/>
+        </w:rPr>
+        <w:t>Thực hiện chạy kiểm thử song song (Parallel Execution) bằng ThreadLocal WebDriver để quan sát tính độc lập giữa các luồng xử lý.</w:t>
       </w:r>
     </w:p>
     <w:p>
       <w:pPr>
+        <w:pStyle w:val="ListParagraph"/>
+        <w:numPr>
+          <w:ilvl w:val="0"/>
+          <w:numId w:val="12"/>
+        </w:numPr>
         <w:spacing w:after="80" w:line="288" w:lineRule="auto"/>
+        <w:jc w:val="both"/>
+        <w:rPr>
+          <w:rFonts w:cs="Times New Roman"/>
+          <w:sz w:val="26"/>
+          <w:szCs w:val="26"/>
+        </w:rPr>
       </w:pPr>
       <w:r>
-        <w:t>• Ghi nhận lỗi và phân tích nguyên nhân khi test thất bại.</w:t>
+        <w:rPr>
+          <w:rFonts w:cs="Times New Roman"/>
+          <w:sz w:val="26"/>
+          <w:szCs w:val="26"/>
+        </w:rPr>
+        <w:t>Ghi nhận lỗi hệ thống và phân tích nguyên nhân khi test case thất bại.</w:t>
       </w:r>
     </w:p>
     <w:p>
       <w:pPr>
         <w:pStyle w:val="MyHeading1"/>
+        <w:jc w:val="both"/>
+        <w:rPr>
+          <w:rFonts w:cs="Times New Roman"/>
+          <w:color w:val="auto"/>
+          <w:sz w:val="32"/>
+          <w:szCs w:val="32"/>
+        </w:rPr>
       </w:pPr>
       <w:r>
+        <w:rPr>
+          <w:rFonts w:cs="Times New Roman"/>
+          <w:color w:val="auto"/>
+          <w:sz w:val="32"/>
+          <w:szCs w:val="32"/>
+        </w:rPr>
         <w:t>2. Môi trường thực hiện</w:t>
       </w:r>
     </w:p>
@@ -54,237 +153,431 @@
       <w:tblPr>
         <w:tblStyle w:val="TableGrid"/>
         <w:tblW w:w="0" w:type="auto"/>
-        <w:jc w:val="center"/>
         <w:tblLook w:val="04A0" w:firstRow="1" w:lastRow="0" w:firstColumn="1" w:lastColumn="0" w:noHBand="0" w:noVBand="1"/>
       </w:tblPr>
       <w:tblGrid>
-        <w:gridCol w:w="4929"/>
-        <w:gridCol w:w="4929"/>
+        <w:gridCol w:w="4788"/>
+        <w:gridCol w:w="4950"/>
       </w:tblGrid>
       <w:tr>
-        <w:trPr>
-          <w:jc w:val="center"/>
-        </w:trPr>
         <w:tc>
           <w:tcPr>
-            <w:tcW w:w="4929" w:type="dxa"/>
-            <w:shd w:val="clear" w:color="auto" w:fill="DCE6F1"/>
-            <w:vAlign w:val="center"/>
+            <w:tcW w:w="4788" w:type="dxa"/>
+            <w:shd w:val="clear" w:color="auto" w:fill="4F81BD" w:themeFill="accent1"/>
+            <w:hideMark/>
           </w:tcPr>
           <w:p>
+            <w:pPr>
+              <w:jc w:val="both"/>
+              <w:rPr>
+                <w:rFonts w:cs="Times New Roman"/>
+                <w:color w:val="FFFFFF" w:themeColor="background1"/>
+                <w:sz w:val="26"/>
+                <w:szCs w:val="26"/>
+              </w:rPr>
+            </w:pPr>
             <w:r>
+              <w:rPr>
+                <w:rFonts w:cs="Times New Roman"/>
+                <w:b/>
+                <w:bCs/>
+                <w:color w:val="FFFFFF" w:themeColor="background1"/>
+                <w:sz w:val="26"/>
+                <w:szCs w:val="26"/>
+              </w:rPr>
               <w:t>Thành phần</w:t>
             </w:r>
           </w:p>
         </w:tc>
         <w:tc>
           <w:tcPr>
-            <w:tcW w:w="4929" w:type="dxa"/>
-            <w:shd w:val="clear" w:color="auto" w:fill="DCE6F1"/>
-            <w:vAlign w:val="center"/>
+            <w:tcW w:w="4950" w:type="dxa"/>
+            <w:shd w:val="clear" w:color="auto" w:fill="4F81BD" w:themeFill="accent1"/>
+            <w:hideMark/>
           </w:tcPr>
           <w:p>
+            <w:pPr>
+              <w:jc w:val="both"/>
+              <w:rPr>
+                <w:rFonts w:cs="Times New Roman"/>
+                <w:color w:val="FFFFFF" w:themeColor="background1"/>
+                <w:sz w:val="26"/>
+                <w:szCs w:val="26"/>
+              </w:rPr>
+            </w:pPr>
             <w:r>
-              <w:t>Giá trị</w:t>
+              <w:rPr>
+                <w:rFonts w:cs="Times New Roman"/>
+                <w:b/>
+                <w:bCs/>
+                <w:color w:val="FFFFFF" w:themeColor="background1"/>
+                <w:sz w:val="26"/>
+                <w:szCs w:val="26"/>
+              </w:rPr>
+              <w:t>Thông tin</w:t>
             </w:r>
           </w:p>
         </w:tc>
       </w:tr>
       <w:tr>
-        <w:trPr>
-          <w:jc w:val="center"/>
-        </w:trPr>
         <w:tc>
           <w:tcPr>
-            <w:tcW w:w="4929" w:type="dxa"/>
+            <w:tcW w:w="0" w:type="auto"/>
+            <w:hideMark/>
           </w:tcPr>
           <w:p>
+            <w:pPr>
+              <w:jc w:val="both"/>
+              <w:rPr>
+                <w:rFonts w:cs="Times New Roman"/>
+                <w:sz w:val="26"/>
+                <w:szCs w:val="26"/>
+              </w:rPr>
+            </w:pPr>
             <w:r>
-              <w:t>IDE</w:t>
-            </w:r>
-          </w:p>
-        </w:tc>
-        <w:tc>
-          <w:tcPr>
-            <w:tcW w:w="4929" w:type="dxa"/>
-          </w:tcPr>
-          <w:p>
-            <w:r>
-              <w:t>IntelliJ IDEA</w:t>
-            </w:r>
-          </w:p>
-        </w:tc>
-      </w:tr>
-      <w:tr>
-        <w:trPr>
-          <w:jc w:val="center"/>
-        </w:trPr>
-        <w:tc>
-          <w:tcPr>
-            <w:tcW w:w="4929" w:type="dxa"/>
-          </w:tcPr>
-          <w:p>
-            <w:r>
+              <w:rPr>
+                <w:rFonts w:cs="Times New Roman"/>
+                <w:b/>
+                <w:bCs/>
+                <w:sz w:val="26"/>
+                <w:szCs w:val="26"/>
+              </w:rPr>
               <w:t>Ngôn ngữ</w:t>
             </w:r>
           </w:p>
         </w:tc>
         <w:tc>
           <w:tcPr>
-            <w:tcW w:w="4929" w:type="dxa"/>
+            <w:tcW w:w="4950" w:type="dxa"/>
+            <w:hideMark/>
           </w:tcPr>
           <w:p>
+            <w:pPr>
+              <w:jc w:val="both"/>
+              <w:rPr>
+                <w:rFonts w:cs="Times New Roman"/>
+                <w:sz w:val="26"/>
+                <w:szCs w:val="26"/>
+              </w:rPr>
+            </w:pPr>
             <w:r>
+              <w:rPr>
+                <w:rFonts w:cs="Times New Roman"/>
+                <w:sz w:val="26"/>
+                <w:szCs w:val="26"/>
+              </w:rPr>
               <w:t>Java 17</w:t>
             </w:r>
           </w:p>
         </w:tc>
       </w:tr>
       <w:tr>
-        <w:trPr>
-          <w:jc w:val="center"/>
-        </w:trPr>
         <w:tc>
           <w:tcPr>
-            <w:tcW w:w="4929" w:type="dxa"/>
+            <w:tcW w:w="0" w:type="auto"/>
+            <w:hideMark/>
           </w:tcPr>
           <w:p>
+            <w:pPr>
+              <w:jc w:val="both"/>
+              <w:rPr>
+                <w:rFonts w:cs="Times New Roman"/>
+                <w:sz w:val="26"/>
+                <w:szCs w:val="26"/>
+              </w:rPr>
+            </w:pPr>
             <w:r>
+              <w:rPr>
+                <w:rFonts w:cs="Times New Roman"/>
+                <w:b/>
+                <w:bCs/>
+                <w:sz w:val="26"/>
+                <w:szCs w:val="26"/>
+              </w:rPr>
               <w:t>Build tool</w:t>
             </w:r>
           </w:p>
         </w:tc>
         <w:tc>
           <w:tcPr>
-            <w:tcW w:w="4929" w:type="dxa"/>
+            <w:tcW w:w="4950" w:type="dxa"/>
+            <w:hideMark/>
           </w:tcPr>
           <w:p>
+            <w:pPr>
+              <w:jc w:val="both"/>
+              <w:rPr>
+                <w:rFonts w:cs="Times New Roman"/>
+                <w:sz w:val="26"/>
+                <w:szCs w:val="26"/>
+              </w:rPr>
+            </w:pPr>
             <w:r>
+              <w:rPr>
+                <w:rFonts w:cs="Times New Roman"/>
+                <w:sz w:val="26"/>
+                <w:szCs w:val="26"/>
+              </w:rPr>
               <w:t>Maven</w:t>
             </w:r>
           </w:p>
         </w:tc>
       </w:tr>
       <w:tr>
-        <w:trPr>
-          <w:jc w:val="center"/>
-        </w:trPr>
         <w:tc>
           <w:tcPr>
-            <w:tcW w:w="4929" w:type="dxa"/>
+            <w:tcW w:w="0" w:type="auto"/>
+            <w:hideMark/>
           </w:tcPr>
           <w:p>
+            <w:pPr>
+              <w:jc w:val="both"/>
+              <w:rPr>
+                <w:rFonts w:cs="Times New Roman"/>
+                <w:sz w:val="26"/>
+                <w:szCs w:val="26"/>
+              </w:rPr>
+            </w:pPr>
             <w:r>
+              <w:rPr>
+                <w:rFonts w:cs="Times New Roman"/>
+                <w:b/>
+                <w:bCs/>
+                <w:sz w:val="26"/>
+                <w:szCs w:val="26"/>
+              </w:rPr>
               <w:t>Automation framework</w:t>
             </w:r>
           </w:p>
         </w:tc>
         <w:tc>
           <w:tcPr>
-            <w:tcW w:w="4929" w:type="dxa"/>
+            <w:tcW w:w="4950" w:type="dxa"/>
+            <w:hideMark/>
           </w:tcPr>
           <w:p>
+            <w:pPr>
+              <w:jc w:val="both"/>
+              <w:rPr>
+                <w:rFonts w:cs="Times New Roman"/>
+                <w:sz w:val="26"/>
+                <w:szCs w:val="26"/>
+              </w:rPr>
+            </w:pPr>
             <w:r>
+              <w:rPr>
+                <w:rFonts w:cs="Times New Roman"/>
+                <w:sz w:val="26"/>
+                <w:szCs w:val="26"/>
+              </w:rPr>
               <w:t>Selenium WebDriver 4.15.0</w:t>
             </w:r>
           </w:p>
         </w:tc>
       </w:tr>
       <w:tr>
-        <w:trPr>
-          <w:jc w:val="center"/>
-        </w:trPr>
         <w:tc>
           <w:tcPr>
-            <w:tcW w:w="4929" w:type="dxa"/>
+            <w:tcW w:w="0" w:type="auto"/>
+            <w:hideMark/>
           </w:tcPr>
           <w:p>
+            <w:pPr>
+              <w:jc w:val="both"/>
+              <w:rPr>
+                <w:rFonts w:cs="Times New Roman"/>
+                <w:sz w:val="26"/>
+                <w:szCs w:val="26"/>
+              </w:rPr>
+            </w:pPr>
             <w:r>
+              <w:rPr>
+                <w:rFonts w:cs="Times New Roman"/>
+                <w:b/>
+                <w:bCs/>
+                <w:sz w:val="26"/>
+                <w:szCs w:val="26"/>
+              </w:rPr>
               <w:t>Test framework</w:t>
             </w:r>
           </w:p>
         </w:tc>
         <w:tc>
           <w:tcPr>
-            <w:tcW w:w="4929" w:type="dxa"/>
+            <w:tcW w:w="4950" w:type="dxa"/>
+            <w:hideMark/>
           </w:tcPr>
           <w:p>
+            <w:pPr>
+              <w:jc w:val="both"/>
+              <w:rPr>
+                <w:rFonts w:cs="Times New Roman"/>
+                <w:sz w:val="26"/>
+                <w:szCs w:val="26"/>
+              </w:rPr>
+            </w:pPr>
             <w:r>
+              <w:rPr>
+                <w:rFonts w:cs="Times New Roman"/>
+                <w:sz w:val="26"/>
+                <w:szCs w:val="26"/>
+              </w:rPr>
               <w:t>TestNG 7.8.0</w:t>
             </w:r>
           </w:p>
         </w:tc>
       </w:tr>
       <w:tr>
-        <w:trPr>
-          <w:jc w:val="center"/>
-        </w:trPr>
         <w:tc>
           <w:tcPr>
-            <w:tcW w:w="4929" w:type="dxa"/>
+            <w:tcW w:w="0" w:type="auto"/>
+            <w:hideMark/>
           </w:tcPr>
           <w:p>
+            <w:pPr>
+              <w:jc w:val="both"/>
+              <w:rPr>
+                <w:rFonts w:cs="Times New Roman"/>
+                <w:sz w:val="26"/>
+                <w:szCs w:val="26"/>
+              </w:rPr>
+            </w:pPr>
             <w:r>
+              <w:rPr>
+                <w:rFonts w:cs="Times New Roman"/>
+                <w:b/>
+                <w:bCs/>
+                <w:sz w:val="26"/>
+                <w:szCs w:val="26"/>
+              </w:rPr>
               <w:t>Trình duyệt</w:t>
             </w:r>
           </w:p>
         </w:tc>
         <w:tc>
           <w:tcPr>
-            <w:tcW w:w="4929" w:type="dxa"/>
+            <w:tcW w:w="4950" w:type="dxa"/>
+            <w:hideMark/>
           </w:tcPr>
           <w:p>
+            <w:pPr>
+              <w:jc w:val="both"/>
+              <w:rPr>
+                <w:rFonts w:cs="Times New Roman"/>
+                <w:sz w:val="26"/>
+                <w:szCs w:val="26"/>
+              </w:rPr>
+            </w:pPr>
             <w:r>
+              <w:rPr>
+                <w:rFonts w:cs="Times New Roman"/>
+                <w:sz w:val="26"/>
+                <w:szCs w:val="26"/>
+              </w:rPr>
               <w:t>Google Chrome 145</w:t>
             </w:r>
           </w:p>
         </w:tc>
       </w:tr>
       <w:tr>
-        <w:trPr>
-          <w:jc w:val="center"/>
-        </w:trPr>
         <w:tc>
           <w:tcPr>
-            <w:tcW w:w="4929" w:type="dxa"/>
+            <w:tcW w:w="0" w:type="auto"/>
+            <w:hideMark/>
           </w:tcPr>
           <w:p>
+            <w:pPr>
+              <w:jc w:val="both"/>
+              <w:rPr>
+                <w:rFonts w:cs="Times New Roman"/>
+                <w:sz w:val="26"/>
+                <w:szCs w:val="26"/>
+              </w:rPr>
+            </w:pPr>
             <w:r>
+              <w:rPr>
+                <w:rFonts w:cs="Times New Roman"/>
+                <w:b/>
+                <w:bCs/>
+                <w:sz w:val="26"/>
+                <w:szCs w:val="26"/>
+              </w:rPr>
               <w:t>Hệ điều hành</w:t>
             </w:r>
           </w:p>
         </w:tc>
         <w:tc>
           <w:tcPr>
-            <w:tcW w:w="4929" w:type="dxa"/>
+            <w:tcW w:w="4950" w:type="dxa"/>
+            <w:hideMark/>
           </w:tcPr>
           <w:p>
+            <w:pPr>
+              <w:jc w:val="both"/>
+              <w:rPr>
+                <w:rFonts w:cs="Times New Roman"/>
+                <w:sz w:val="26"/>
+                <w:szCs w:val="26"/>
+              </w:rPr>
+            </w:pPr>
             <w:r>
+              <w:rPr>
+                <w:rFonts w:cs="Times New Roman"/>
+                <w:sz w:val="26"/>
+                <w:szCs w:val="26"/>
+              </w:rPr>
               <w:t>Windows 11</w:t>
             </w:r>
           </w:p>
         </w:tc>
       </w:tr>
       <w:tr>
-        <w:trPr>
-          <w:jc w:val="center"/>
-        </w:trPr>
         <w:tc>
           <w:tcPr>
-            <w:tcW w:w="4929" w:type="dxa"/>
+            <w:tcW w:w="0" w:type="auto"/>
+            <w:hideMark/>
           </w:tcPr>
           <w:p>
+            <w:pPr>
+              <w:jc w:val="both"/>
+              <w:rPr>
+                <w:rFonts w:cs="Times New Roman"/>
+                <w:sz w:val="26"/>
+                <w:szCs w:val="26"/>
+              </w:rPr>
+            </w:pPr>
             <w:r>
+              <w:rPr>
+                <w:rFonts w:cs="Times New Roman"/>
+                <w:b/>
+                <w:bCs/>
+                <w:sz w:val="26"/>
+                <w:szCs w:val="26"/>
+              </w:rPr>
               <w:t>Website kiểm thử</w:t>
             </w:r>
           </w:p>
         </w:tc>
         <w:tc>
           <w:tcPr>
-            <w:tcW w:w="4929" w:type="dxa"/>
+            <w:tcW w:w="4950" w:type="dxa"/>
+            <w:hideMark/>
           </w:tcPr>
           <w:p>
+            <w:pPr>
+              <w:jc w:val="both"/>
+              <w:rPr>
+                <w:rFonts w:cs="Times New Roman"/>
+                <w:sz w:val="26"/>
+                <w:szCs w:val="26"/>
+              </w:rPr>
+            </w:pPr>
             <w:r>
+              <w:rPr>
+                <w:rFonts w:cs="Times New Roman"/>
+                <w:sz w:val="26"/>
+                <w:szCs w:val="26"/>
+              </w:rPr>
               <w:t>saucedemo.com</w:t>
             </w:r>
           </w:p>
@@ -294,659 +587,2264 @@
     <w:p>
       <w:pPr>
         <w:pStyle w:val="MyHeading1"/>
+        <w:jc w:val="both"/>
+        <w:rPr>
+          <w:rFonts w:cs="Times New Roman"/>
+          <w:color w:val="auto"/>
+          <w:sz w:val="32"/>
+          <w:szCs w:val="32"/>
+        </w:rPr>
       </w:pPr>
       <w:r>
-        <w:t>4. Thiết kế bộ test</w:t>
+        <w:rPr>
+          <w:rFonts w:cs="Times New Roman"/>
+          <w:color w:val="auto"/>
+          <w:sz w:val="32"/>
+          <w:szCs w:val="32"/>
+        </w:rPr>
+        <w:t>3</w:t>
       </w:r>
-    </w:p>
-    <w:p>
-      <w:pPr>
-        <w:pStyle w:val="MyHeading2"/>
-      </w:pPr>
       <w:r>
-        <w:t>4.1. Smoke Suite</w:t>
-      </w:r>
-    </w:p>
-    <w:p>
-      <w:pPr>
-        <w:spacing w:after="80" w:line="288" w:lineRule="auto"/>
-      </w:pPr>
-      <w:r>
-        <w:t>Smoke suite kiểm tra nhanh các chức năng lõi: đăng nhập, thêm sản phẩm vào giỏ và nhập thông tin checkout hợp lệ.</w:t>
-      </w:r>
-    </w:p>
-    <w:p>
-      <w:pPr>
-        <w:pStyle w:val="MyHeading2"/>
-      </w:pPr>
-      <w:r>
-        <w:t>4.2. Regression Suite</w:t>
-      </w:r>
-    </w:p>
-    <w:p>
-      <w:pPr>
-        <w:spacing w:after="80" w:line="288" w:lineRule="auto"/>
-      </w:pPr>
-      <w:r>
-        <w:t>Regression suite chạy toàn bộ test của Bài 2, bao gồm cả trường hợp âm để kiểm tra thông báo lỗi và xử lý dữ liệu không hợp lệ.</w:t>
-      </w:r>
-    </w:p>
-    <w:p>
-      <w:pPr>
-        <w:pStyle w:val="MyHeading2"/>
-      </w:pPr>
-      <w:r>
-        <w:t>4.3. Parallel Suite</w:t>
-      </w:r>
-    </w:p>
-    <w:p>
-      <w:pPr>
-        <w:spacing w:after="80" w:line="288" w:lineRule="auto"/>
-      </w:pPr>
-      <w:r>
-        <w:t>Parallel suite dùng các lớp test riêng với ThreadLocal WebDriver để mỗi luồng có một phiên trình duyệt độc lập.</w:t>
-      </w:r>
-    </w:p>
-    <w:p>
-      <w:pPr>
-        <w:pStyle w:val="MyHeading1"/>
-      </w:pPr>
-      <w:r>
-        <w:t>5. Danh sách test case thực hiện</w:t>
+        <w:rPr>
+          <w:rFonts w:cs="Times New Roman"/>
+          <w:color w:val="auto"/>
+          <w:sz w:val="32"/>
+          <w:szCs w:val="32"/>
+        </w:rPr>
+        <w:t>. Kịch bản kiểm thử</w:t>
       </w:r>
     </w:p>
     <w:tbl>
       <w:tblPr>
         <w:tblStyle w:val="TableGrid"/>
-        <w:tblW w:w="0" w:type="auto"/>
-        <w:jc w:val="center"/>
+        <w:tblW w:w="10302" w:type="dxa"/>
+        <w:tblLayout w:type="fixed"/>
         <w:tblLook w:val="04A0" w:firstRow="1" w:lastRow="0" w:firstColumn="1" w:lastColumn="0" w:noHBand="0" w:noVBand="1"/>
       </w:tblPr>
       <w:tblGrid>
-        <w:gridCol w:w="1643"/>
-        <w:gridCol w:w="1695"/>
-        <w:gridCol w:w="3376"/>
-        <w:gridCol w:w="1549"/>
-        <w:gridCol w:w="1812"/>
+        <w:gridCol w:w="1189"/>
+        <w:gridCol w:w="1079"/>
+        <w:gridCol w:w="1170"/>
+        <w:gridCol w:w="1440"/>
+        <w:gridCol w:w="1676"/>
+        <w:gridCol w:w="1481"/>
+        <w:gridCol w:w="1481"/>
+        <w:gridCol w:w="786"/>
       </w:tblGrid>
       <w:tr>
-        <w:trPr>
-          <w:jc w:val="center"/>
-        </w:trPr>
         <w:tc>
           <w:tcPr>
-            <w:tcW w:w="1972" w:type="dxa"/>
-            <w:shd w:val="clear" w:color="auto" w:fill="DCE6F1"/>
-            <w:vAlign w:val="center"/>
+            <w:tcW w:w="1189" w:type="dxa"/>
+            <w:shd w:val="clear" w:color="auto" w:fill="4F81BD" w:themeFill="accent1"/>
+            <w:hideMark/>
           </w:tcPr>
           <w:p>
+            <w:pPr>
+              <w:jc w:val="both"/>
+              <w:rPr>
+                <w:rFonts w:cs="Times New Roman"/>
+                <w:color w:val="FFFFFF" w:themeColor="background1"/>
+                <w:sz w:val="26"/>
+                <w:szCs w:val="26"/>
+              </w:rPr>
+            </w:pPr>
             <w:r>
+              <w:rPr>
+                <w:rFonts w:cs="Times New Roman"/>
+                <w:b/>
+                <w:bCs/>
+                <w:color w:val="FFFFFF" w:themeColor="background1"/>
+                <w:sz w:val="26"/>
+                <w:szCs w:val="26"/>
+              </w:rPr>
               <w:t>Mã TC</w:t>
             </w:r>
           </w:p>
         </w:tc>
         <w:tc>
           <w:tcPr>
-            <w:tcW w:w="1972" w:type="dxa"/>
-            <w:shd w:val="clear" w:color="auto" w:fill="DCE6F1"/>
-            <w:vAlign w:val="center"/>
+            <w:tcW w:w="1079" w:type="dxa"/>
+            <w:shd w:val="clear" w:color="auto" w:fill="4F81BD" w:themeFill="accent1"/>
+            <w:hideMark/>
           </w:tcPr>
           <w:p>
+            <w:pPr>
+              <w:jc w:val="both"/>
+              <w:rPr>
+                <w:rFonts w:cs="Times New Roman"/>
+                <w:color w:val="FFFFFF" w:themeColor="background1"/>
+                <w:sz w:val="26"/>
+                <w:szCs w:val="26"/>
+              </w:rPr>
+            </w:pPr>
             <w:r>
-              <w:t>Suite/Group</w:t>
+              <w:rPr>
+                <w:rFonts w:cs="Times New Roman"/>
+                <w:b/>
+                <w:bCs/>
+                <w:color w:val="FFFFFF" w:themeColor="background1"/>
+                <w:sz w:val="26"/>
+                <w:szCs w:val="26"/>
+              </w:rPr>
+              <w:t>Suite / Group</w:t>
             </w:r>
           </w:p>
         </w:tc>
         <w:tc>
           <w:tcPr>
-            <w:tcW w:w="1972" w:type="dxa"/>
-            <w:shd w:val="clear" w:color="auto" w:fill="DCE6F1"/>
-            <w:vAlign w:val="center"/>
+            <w:tcW w:w="1170" w:type="dxa"/>
+            <w:shd w:val="clear" w:color="auto" w:fill="4F81BD" w:themeFill="accent1"/>
+            <w:hideMark/>
           </w:tcPr>
           <w:p>
+            <w:pPr>
+              <w:jc w:val="both"/>
+              <w:rPr>
+                <w:rFonts w:cs="Times New Roman"/>
+                <w:color w:val="FFFFFF" w:themeColor="background1"/>
+                <w:sz w:val="26"/>
+                <w:szCs w:val="26"/>
+              </w:rPr>
+            </w:pPr>
             <w:r>
-              <w:t>Tên test</w:t>
+              <w:rPr>
+                <w:rFonts w:cs="Times New Roman"/>
+                <w:b/>
+                <w:bCs/>
+                <w:color w:val="FFFFFF" w:themeColor="background1"/>
+                <w:sz w:val="26"/>
+                <w:szCs w:val="26"/>
+              </w:rPr>
+              <w:t>Mô tả</w:t>
             </w:r>
           </w:p>
         </w:tc>
         <w:tc>
           <w:tcPr>
-            <w:tcW w:w="1972" w:type="dxa"/>
-            <w:shd w:val="clear" w:color="auto" w:fill="DCE6F1"/>
-            <w:vAlign w:val="center"/>
+            <w:tcW w:w="1440" w:type="dxa"/>
+            <w:shd w:val="clear" w:color="auto" w:fill="4F81BD" w:themeFill="accent1"/>
+            <w:hideMark/>
           </w:tcPr>
           <w:p>
+            <w:pPr>
+              <w:jc w:val="both"/>
+              <w:rPr>
+                <w:rFonts w:cs="Times New Roman"/>
+                <w:color w:val="FFFFFF" w:themeColor="background1"/>
+                <w:sz w:val="26"/>
+                <w:szCs w:val="26"/>
+              </w:rPr>
+            </w:pPr>
             <w:r>
-              <w:t>Mục tiêu</w:t>
+              <w:rPr>
+                <w:rFonts w:cs="Times New Roman"/>
+                <w:b/>
+                <w:bCs/>
+                <w:color w:val="FFFFFF" w:themeColor="background1"/>
+                <w:sz w:val="26"/>
+                <w:szCs w:val="26"/>
+              </w:rPr>
+              <w:t>Điều kiện tiên quyết</w:t>
             </w:r>
           </w:p>
         </w:tc>
         <w:tc>
           <w:tcPr>
-            <w:tcW w:w="1972" w:type="dxa"/>
-            <w:shd w:val="clear" w:color="auto" w:fill="DCE6F1"/>
-            <w:vAlign w:val="center"/>
+            <w:tcW w:w="1676" w:type="dxa"/>
+            <w:shd w:val="clear" w:color="auto" w:fill="4F81BD" w:themeFill="accent1"/>
+            <w:hideMark/>
           </w:tcPr>
           <w:p>
+            <w:pPr>
+              <w:jc w:val="both"/>
+              <w:rPr>
+                <w:rFonts w:cs="Times New Roman"/>
+                <w:color w:val="FFFFFF" w:themeColor="background1"/>
+                <w:sz w:val="26"/>
+                <w:szCs w:val="26"/>
+              </w:rPr>
+            </w:pPr>
             <w:r>
+              <w:rPr>
+                <w:rFonts w:cs="Times New Roman"/>
+                <w:b/>
+                <w:bCs/>
+                <w:color w:val="FFFFFF" w:themeColor="background1"/>
+                <w:sz w:val="26"/>
+                <w:szCs w:val="26"/>
+              </w:rPr>
+              <w:t>Bước thực hiện</w:t>
+            </w:r>
+          </w:p>
+        </w:tc>
+        <w:tc>
+          <w:tcPr>
+            <w:tcW w:w="1481" w:type="dxa"/>
+            <w:shd w:val="clear" w:color="auto" w:fill="4F81BD" w:themeFill="accent1"/>
+            <w:hideMark/>
+          </w:tcPr>
+          <w:p>
+            <w:pPr>
+              <w:jc w:val="both"/>
+              <w:rPr>
+                <w:rFonts w:cs="Times New Roman"/>
+                <w:color w:val="FFFFFF" w:themeColor="background1"/>
+                <w:sz w:val="26"/>
+                <w:szCs w:val="26"/>
+              </w:rPr>
+            </w:pPr>
+            <w:r>
+              <w:rPr>
+                <w:rFonts w:cs="Times New Roman"/>
+                <w:b/>
+                <w:bCs/>
+                <w:color w:val="FFFFFF" w:themeColor="background1"/>
+                <w:sz w:val="26"/>
+                <w:szCs w:val="26"/>
+              </w:rPr>
               <w:t>Kết quả mong đợi</w:t>
+            </w:r>
+          </w:p>
+        </w:tc>
+        <w:tc>
+          <w:tcPr>
+            <w:tcW w:w="1481" w:type="dxa"/>
+            <w:shd w:val="clear" w:color="auto" w:fill="4F81BD" w:themeFill="accent1"/>
+            <w:hideMark/>
+          </w:tcPr>
+          <w:p>
+            <w:pPr>
+              <w:jc w:val="both"/>
+              <w:rPr>
+                <w:rFonts w:cs="Times New Roman"/>
+                <w:color w:val="FFFFFF" w:themeColor="background1"/>
+                <w:sz w:val="26"/>
+                <w:szCs w:val="26"/>
+              </w:rPr>
+            </w:pPr>
+            <w:r>
+              <w:rPr>
+                <w:rFonts w:cs="Times New Roman"/>
+                <w:b/>
+                <w:bCs/>
+                <w:color w:val="FFFFFF" w:themeColor="background1"/>
+                <w:sz w:val="26"/>
+                <w:szCs w:val="26"/>
+              </w:rPr>
+              <w:t>Kết quả thực tế</w:t>
+            </w:r>
+          </w:p>
+        </w:tc>
+        <w:tc>
+          <w:tcPr>
+            <w:tcW w:w="786" w:type="dxa"/>
+            <w:shd w:val="clear" w:color="auto" w:fill="4F81BD" w:themeFill="accent1"/>
+            <w:hideMark/>
+          </w:tcPr>
+          <w:p>
+            <w:pPr>
+              <w:jc w:val="both"/>
+              <w:rPr>
+                <w:rFonts w:cs="Times New Roman"/>
+                <w:color w:val="FFFFFF" w:themeColor="background1"/>
+                <w:sz w:val="26"/>
+                <w:szCs w:val="26"/>
+              </w:rPr>
+            </w:pPr>
+            <w:r>
+              <w:rPr>
+                <w:rFonts w:cs="Times New Roman"/>
+                <w:b/>
+                <w:bCs/>
+                <w:color w:val="FFFFFF" w:themeColor="background1"/>
+                <w:sz w:val="26"/>
+                <w:szCs w:val="26"/>
+              </w:rPr>
+              <w:t>Trạng thái</w:t>
             </w:r>
           </w:p>
         </w:tc>
       </w:tr>
       <w:tr>
-        <w:trPr>
-          <w:jc w:val="center"/>
-        </w:trPr>
         <w:tc>
           <w:tcPr>
-            <w:tcW w:w="1972" w:type="dxa"/>
+            <w:tcW w:w="1189" w:type="dxa"/>
+            <w:hideMark/>
           </w:tcPr>
           <w:p>
+            <w:pPr>
+              <w:jc w:val="both"/>
+              <w:rPr>
+                <w:rFonts w:cs="Times New Roman"/>
+                <w:sz w:val="26"/>
+                <w:szCs w:val="26"/>
+              </w:rPr>
+            </w:pPr>
             <w:r>
+              <w:rPr>
+                <w:rFonts w:cs="Times New Roman"/>
+                <w:b/>
+                <w:bCs/>
+                <w:sz w:val="26"/>
+                <w:szCs w:val="26"/>
+              </w:rPr>
               <w:t>TC_B2_01</w:t>
             </w:r>
           </w:p>
         </w:tc>
         <w:tc>
           <w:tcPr>
-            <w:tcW w:w="1972" w:type="dxa"/>
+            <w:tcW w:w="1079" w:type="dxa"/>
+            <w:hideMark/>
           </w:tcPr>
           <w:p>
+            <w:pPr>
+              <w:jc w:val="both"/>
+              <w:rPr>
+                <w:rFonts w:cs="Times New Roman"/>
+                <w:sz w:val="26"/>
+                <w:szCs w:val="26"/>
+              </w:rPr>
+            </w:pPr>
             <w:r>
-              <w:t>Smoke,</w:t>
+              <w:rPr>
+                <w:rFonts w:cs="Times New Roman"/>
+                <w:sz w:val="26"/>
+                <w:szCs w:val="26"/>
+              </w:rPr>
+              <w:t>Smoke, Regression</w:t>
             </w:r>
+          </w:p>
+        </w:tc>
+        <w:tc>
+          <w:tcPr>
+            <w:tcW w:w="1170" w:type="dxa"/>
+            <w:hideMark/>
+          </w:tcPr>
+          <w:p>
+            <w:pPr>
+              <w:jc w:val="both"/>
+              <w:rPr>
+                <w:rFonts w:cs="Times New Roman"/>
+                <w:sz w:val="26"/>
+                <w:szCs w:val="26"/>
+              </w:rPr>
+            </w:pPr>
             <w:r>
-              <w:br/>
+              <w:rPr>
+                <w:rFonts w:cs="Times New Roman"/>
+                <w:sz w:val="26"/>
+                <w:szCs w:val="26"/>
+              </w:rPr>
+              <w:t>Đăng nhập tài khoản hợp lệ</w:t>
+            </w:r>
+          </w:p>
+        </w:tc>
+        <w:tc>
+          <w:tcPr>
+            <w:tcW w:w="1440" w:type="dxa"/>
+            <w:hideMark/>
+          </w:tcPr>
+          <w:p>
+            <w:pPr>
+              <w:jc w:val="both"/>
+              <w:rPr>
+                <w:rFonts w:cs="Times New Roman"/>
+                <w:sz w:val="26"/>
+                <w:szCs w:val="26"/>
+              </w:rPr>
+            </w:pPr>
+            <w:r>
+              <w:rPr>
+                <w:rFonts w:cs="Times New Roman"/>
+                <w:sz w:val="26"/>
+                <w:szCs w:val="26"/>
+              </w:rPr>
+              <w:t>Đang ở trang chủ</w:t>
+            </w:r>
+          </w:p>
+        </w:tc>
+        <w:tc>
+          <w:tcPr>
+            <w:tcW w:w="1676" w:type="dxa"/>
+            <w:hideMark/>
+          </w:tcPr>
+          <w:p>
+            <w:pPr>
+              <w:jc w:val="both"/>
+              <w:rPr>
+                <w:rFonts w:cs="Times New Roman"/>
+                <w:sz w:val="26"/>
+                <w:szCs w:val="26"/>
+              </w:rPr>
+            </w:pPr>
+            <w:r>
+              <w:rPr>
+                <w:rFonts w:cs="Times New Roman"/>
+                <w:sz w:val="26"/>
+                <w:szCs w:val="26"/>
+              </w:rPr>
+              <w:t>1. Nhập user: standard_user</w:t>
+            </w:r>
+          </w:p>
+          <w:p>
+            <w:pPr>
+              <w:jc w:val="both"/>
+              <w:rPr>
+                <w:rFonts w:cs="Times New Roman"/>
+                <w:sz w:val="26"/>
+                <w:szCs w:val="26"/>
+              </w:rPr>
+            </w:pPr>
+            <w:r>
+              <w:rPr>
+                <w:rFonts w:cs="Times New Roman"/>
+                <w:sz w:val="26"/>
+                <w:szCs w:val="26"/>
+              </w:rPr>
+              <w:t>2. Nhập pass: secret_sauce</w:t>
+            </w:r>
+          </w:p>
+          <w:p>
+            <w:pPr>
+              <w:jc w:val="both"/>
+              <w:rPr>
+                <w:rFonts w:cs="Times New Roman"/>
+                <w:sz w:val="26"/>
+                <w:szCs w:val="26"/>
+              </w:rPr>
+            </w:pPr>
+            <w:r>
+              <w:rPr>
+                <w:rFonts w:cs="Times New Roman"/>
+                <w:sz w:val="26"/>
+                <w:szCs w:val="26"/>
+              </w:rPr>
+              <w:t>3. Click Login</w:t>
+            </w:r>
+          </w:p>
+        </w:tc>
+        <w:tc>
+          <w:tcPr>
+            <w:tcW w:w="1481" w:type="dxa"/>
+            <w:hideMark/>
+          </w:tcPr>
+          <w:p>
+            <w:pPr>
+              <w:jc w:val="both"/>
+              <w:rPr>
+                <w:rFonts w:cs="Times New Roman"/>
+                <w:sz w:val="26"/>
+                <w:szCs w:val="26"/>
+              </w:rPr>
+            </w:pPr>
+            <w:r>
+              <w:rPr>
+                <w:rFonts w:cs="Times New Roman"/>
+                <w:sz w:val="26"/>
+                <w:szCs w:val="26"/>
+              </w:rPr>
+              <w:t>Chuyển sang inventory.html</w:t>
+            </w:r>
+          </w:p>
+        </w:tc>
+        <w:tc>
+          <w:tcPr>
+            <w:tcW w:w="1481" w:type="dxa"/>
+            <w:hideMark/>
+          </w:tcPr>
+          <w:p>
+            <w:pPr>
+              <w:jc w:val="both"/>
+              <w:rPr>
+                <w:rFonts w:cs="Times New Roman"/>
+                <w:sz w:val="26"/>
+                <w:szCs w:val="26"/>
+              </w:rPr>
+            </w:pPr>
+            <w:r>
+              <w:rPr>
+                <w:rFonts w:cs="Times New Roman"/>
+                <w:sz w:val="26"/>
+                <w:szCs w:val="26"/>
+              </w:rPr>
+              <w:t>Chuyển sang inventory.html thành công</w:t>
+            </w:r>
+          </w:p>
+        </w:tc>
+        <w:tc>
+          <w:tcPr>
+            <w:tcW w:w="786" w:type="dxa"/>
+            <w:hideMark/>
+          </w:tcPr>
+          <w:p>
+            <w:pPr>
+              <w:jc w:val="both"/>
+              <w:rPr>
+                <w:rFonts w:cs="Times New Roman"/>
+                <w:sz w:val="26"/>
+                <w:szCs w:val="26"/>
+              </w:rPr>
+            </w:pPr>
+            <w:r>
+              <w:rPr>
+                <w:rFonts w:cs="Times New Roman"/>
+                <w:sz w:val="26"/>
+                <w:szCs w:val="26"/>
+              </w:rPr>
+              <w:t>Pass</w:t>
+            </w:r>
+          </w:p>
+        </w:tc>
+      </w:tr>
+      <w:tr>
+        <w:tc>
+          <w:tcPr>
+            <w:tcW w:w="1189" w:type="dxa"/>
+            <w:hideMark/>
+          </w:tcPr>
+          <w:p>
+            <w:pPr>
+              <w:jc w:val="both"/>
+              <w:rPr>
+                <w:rFonts w:cs="Times New Roman"/>
+                <w:sz w:val="26"/>
+                <w:szCs w:val="26"/>
+              </w:rPr>
+            </w:pPr>
+            <w:r>
+              <w:rPr>
+                <w:rFonts w:cs="Times New Roman"/>
+                <w:b/>
+                <w:bCs/>
+                <w:sz w:val="26"/>
+                <w:szCs w:val="26"/>
+              </w:rPr>
+              <w:t>TC_B2_02</w:t>
+            </w:r>
+          </w:p>
+        </w:tc>
+        <w:tc>
+          <w:tcPr>
+            <w:tcW w:w="1079" w:type="dxa"/>
+            <w:hideMark/>
+          </w:tcPr>
+          <w:p>
+            <w:pPr>
+              <w:jc w:val="both"/>
+              <w:rPr>
+                <w:rFonts w:cs="Times New Roman"/>
+                <w:sz w:val="26"/>
+                <w:szCs w:val="26"/>
+              </w:rPr>
+            </w:pPr>
+            <w:r>
+              <w:rPr>
+                <w:rFonts w:cs="Times New Roman"/>
+                <w:sz w:val="26"/>
+                <w:szCs w:val="26"/>
+              </w:rPr>
               <w:t>Regression</w:t>
             </w:r>
           </w:p>
         </w:tc>
         <w:tc>
           <w:tcPr>
-            <w:tcW w:w="1972" w:type="dxa"/>
+            <w:tcW w:w="1170" w:type="dxa"/>
+            <w:hideMark/>
           </w:tcPr>
           <w:p>
+            <w:pPr>
+              <w:jc w:val="both"/>
+              <w:rPr>
+                <w:rFonts w:cs="Times New Roman"/>
+                <w:sz w:val="26"/>
+                <w:szCs w:val="26"/>
+              </w:rPr>
+            </w:pPr>
             <w:r>
-              <w:t>testLoginSuccess</w:t>
+              <w:rPr>
+                <w:rFonts w:cs="Times New Roman"/>
+                <w:sz w:val="26"/>
+                <w:szCs w:val="26"/>
+              </w:rPr>
+              <w:t>Nhập sai mật khẩu</w:t>
             </w:r>
           </w:p>
         </w:tc>
         <w:tc>
           <w:tcPr>
-            <w:tcW w:w="1972" w:type="dxa"/>
+            <w:tcW w:w="1440" w:type="dxa"/>
+            <w:hideMark/>
           </w:tcPr>
           <w:p>
+            <w:pPr>
+              <w:jc w:val="both"/>
+              <w:rPr>
+                <w:rFonts w:cs="Times New Roman"/>
+                <w:sz w:val="26"/>
+                <w:szCs w:val="26"/>
+              </w:rPr>
+            </w:pPr>
             <w:r>
-              <w:t>Đăng nhập với tài khoản hợp lệ</w:t>
+              <w:rPr>
+                <w:rFonts w:cs="Times New Roman"/>
+                <w:sz w:val="26"/>
+                <w:szCs w:val="26"/>
+              </w:rPr>
+              <w:t>Đang ở trang chủ</w:t>
             </w:r>
           </w:p>
         </w:tc>
         <w:tc>
           <w:tcPr>
-            <w:tcW w:w="1972" w:type="dxa"/>
+            <w:tcW w:w="1676" w:type="dxa"/>
+            <w:hideMark/>
           </w:tcPr>
           <w:p>
+            <w:pPr>
+              <w:jc w:val="both"/>
+              <w:rPr>
+                <w:rFonts w:cs="Times New Roman"/>
+                <w:sz w:val="26"/>
+                <w:szCs w:val="26"/>
+              </w:rPr>
+            </w:pPr>
             <w:r>
-              <w:t>Chuyển sang inventory.html</w:t>
+              <w:rPr>
+                <w:rFonts w:cs="Times New Roman"/>
+                <w:sz w:val="26"/>
+                <w:szCs w:val="26"/>
+              </w:rPr>
+              <w:t>1. Nhập user: standard_user</w:t>
+            </w:r>
+          </w:p>
+          <w:p>
+            <w:pPr>
+              <w:jc w:val="both"/>
+              <w:rPr>
+                <w:rFonts w:cs="Times New Roman"/>
+                <w:sz w:val="26"/>
+                <w:szCs w:val="26"/>
+              </w:rPr>
+            </w:pPr>
+            <w:r>
+              <w:rPr>
+                <w:rFonts w:cs="Times New Roman"/>
+                <w:sz w:val="26"/>
+                <w:szCs w:val="26"/>
+              </w:rPr>
+              <w:t>2. Nhập pass: wrong_password</w:t>
+            </w:r>
+          </w:p>
+          <w:p>
+            <w:pPr>
+              <w:jc w:val="both"/>
+              <w:rPr>
+                <w:rFonts w:cs="Times New Roman"/>
+                <w:sz w:val="26"/>
+                <w:szCs w:val="26"/>
+              </w:rPr>
+            </w:pPr>
+            <w:r>
+              <w:rPr>
+                <w:rFonts w:cs="Times New Roman"/>
+                <w:sz w:val="26"/>
+                <w:szCs w:val="26"/>
+              </w:rPr>
+              <w:t>3. Click Login</w:t>
+            </w:r>
+          </w:p>
+        </w:tc>
+        <w:tc>
+          <w:tcPr>
+            <w:tcW w:w="1481" w:type="dxa"/>
+            <w:hideMark/>
+          </w:tcPr>
+          <w:p>
+            <w:pPr>
+              <w:jc w:val="both"/>
+              <w:rPr>
+                <w:rFonts w:cs="Times New Roman"/>
+                <w:sz w:val="26"/>
+                <w:szCs w:val="26"/>
+              </w:rPr>
+            </w:pPr>
+            <w:r>
+              <w:rPr>
+                <w:rFonts w:cs="Times New Roman"/>
+                <w:sz w:val="26"/>
+                <w:szCs w:val="26"/>
+              </w:rPr>
+              <w:t>Hiển thị lỗi đăng nhập</w:t>
+            </w:r>
+          </w:p>
+        </w:tc>
+        <w:tc>
+          <w:tcPr>
+            <w:tcW w:w="1481" w:type="dxa"/>
+            <w:hideMark/>
+          </w:tcPr>
+          <w:p>
+            <w:pPr>
+              <w:jc w:val="both"/>
+              <w:rPr>
+                <w:rFonts w:cs="Times New Roman"/>
+                <w:sz w:val="26"/>
+                <w:szCs w:val="26"/>
+              </w:rPr>
+            </w:pPr>
+            <w:r>
+              <w:rPr>
+                <w:rFonts w:cs="Times New Roman"/>
+                <w:sz w:val="26"/>
+                <w:szCs w:val="26"/>
+              </w:rPr>
+              <w:t>Hiển thị đúng thông báo lỗi sai pass</w:t>
+            </w:r>
+          </w:p>
+        </w:tc>
+        <w:tc>
+          <w:tcPr>
+            <w:tcW w:w="786" w:type="dxa"/>
+            <w:hideMark/>
+          </w:tcPr>
+          <w:p>
+            <w:pPr>
+              <w:jc w:val="both"/>
+              <w:rPr>
+                <w:rFonts w:cs="Times New Roman"/>
+                <w:sz w:val="26"/>
+                <w:szCs w:val="26"/>
+              </w:rPr>
+            </w:pPr>
+            <w:r>
+              <w:rPr>
+                <w:rFonts w:cs="Times New Roman"/>
+                <w:sz w:val="26"/>
+                <w:szCs w:val="26"/>
+              </w:rPr>
+              <w:t>Pass</w:t>
             </w:r>
           </w:p>
         </w:tc>
       </w:tr>
       <w:tr>
-        <w:trPr>
-          <w:jc w:val="center"/>
-        </w:trPr>
         <w:tc>
           <w:tcPr>
-            <w:tcW w:w="1972" w:type="dxa"/>
+            <w:tcW w:w="1189" w:type="dxa"/>
+            <w:hideMark/>
           </w:tcPr>
           <w:p>
+            <w:pPr>
+              <w:jc w:val="both"/>
+              <w:rPr>
+                <w:rFonts w:cs="Times New Roman"/>
+                <w:sz w:val="26"/>
+                <w:szCs w:val="26"/>
+              </w:rPr>
+            </w:pPr>
             <w:r>
-              <w:t>TC_B2_02</w:t>
+              <w:rPr>
+                <w:rFonts w:cs="Times New Roman"/>
+                <w:b/>
+                <w:bCs/>
+                <w:sz w:val="26"/>
+                <w:szCs w:val="26"/>
+              </w:rPr>
+              <w:t>TC_B2_03</w:t>
             </w:r>
           </w:p>
         </w:tc>
         <w:tc>
           <w:tcPr>
-            <w:tcW w:w="1972" w:type="dxa"/>
+            <w:tcW w:w="1079" w:type="dxa"/>
+            <w:hideMark/>
           </w:tcPr>
           <w:p>
+            <w:pPr>
+              <w:jc w:val="both"/>
+              <w:rPr>
+                <w:rFonts w:cs="Times New Roman"/>
+                <w:sz w:val="26"/>
+                <w:szCs w:val="26"/>
+              </w:rPr>
+            </w:pPr>
             <w:r>
+              <w:rPr>
+                <w:rFonts w:cs="Times New Roman"/>
+                <w:sz w:val="26"/>
+                <w:szCs w:val="26"/>
+              </w:rPr>
+              <w:t>Smoke, Regression</w:t>
+            </w:r>
+          </w:p>
+        </w:tc>
+        <w:tc>
+          <w:tcPr>
+            <w:tcW w:w="1170" w:type="dxa"/>
+            <w:hideMark/>
+          </w:tcPr>
+          <w:p>
+            <w:pPr>
+              <w:jc w:val="both"/>
+              <w:rPr>
+                <w:rFonts w:cs="Times New Roman"/>
+                <w:sz w:val="26"/>
+                <w:szCs w:val="26"/>
+              </w:rPr>
+            </w:pPr>
+            <w:r>
+              <w:rPr>
+                <w:rFonts w:cs="Times New Roman"/>
+                <w:sz w:val="26"/>
+                <w:szCs w:val="26"/>
+              </w:rPr>
+              <w:t>Thêm 1 sản phẩm vào giỏ</w:t>
+            </w:r>
+          </w:p>
+        </w:tc>
+        <w:tc>
+          <w:tcPr>
+            <w:tcW w:w="1440" w:type="dxa"/>
+            <w:hideMark/>
+          </w:tcPr>
+          <w:p>
+            <w:pPr>
+              <w:jc w:val="both"/>
+              <w:rPr>
+                <w:rFonts w:cs="Times New Roman"/>
+                <w:sz w:val="26"/>
+                <w:szCs w:val="26"/>
+              </w:rPr>
+            </w:pPr>
+            <w:r>
+              <w:rPr>
+                <w:rFonts w:cs="Times New Roman"/>
+                <w:sz w:val="26"/>
+                <w:szCs w:val="26"/>
+              </w:rPr>
+              <w:t>Đã đăng nhập thành công</w:t>
+            </w:r>
+          </w:p>
+        </w:tc>
+        <w:tc>
+          <w:tcPr>
+            <w:tcW w:w="1676" w:type="dxa"/>
+            <w:hideMark/>
+          </w:tcPr>
+          <w:p>
+            <w:pPr>
+              <w:jc w:val="both"/>
+              <w:rPr>
+                <w:rFonts w:cs="Times New Roman"/>
+                <w:sz w:val="26"/>
+                <w:szCs w:val="26"/>
+              </w:rPr>
+            </w:pPr>
+            <w:r>
+              <w:rPr>
+                <w:rFonts w:cs="Times New Roman"/>
+                <w:sz w:val="26"/>
+                <w:szCs w:val="26"/>
+              </w:rPr>
+              <w:t>1. Click "Add to cart" ở sản phẩm Backpack</w:t>
+            </w:r>
+          </w:p>
+        </w:tc>
+        <w:tc>
+          <w:tcPr>
+            <w:tcW w:w="1481" w:type="dxa"/>
+            <w:hideMark/>
+          </w:tcPr>
+          <w:p>
+            <w:pPr>
+              <w:jc w:val="both"/>
+              <w:rPr>
+                <w:rFonts w:cs="Times New Roman"/>
+                <w:sz w:val="26"/>
+                <w:szCs w:val="26"/>
+              </w:rPr>
+            </w:pPr>
+            <w:r>
+              <w:rPr>
+                <w:rFonts w:cs="Times New Roman"/>
+                <w:sz w:val="26"/>
+                <w:szCs w:val="26"/>
+              </w:rPr>
+              <w:t>Badge giỏ hàng hiển thị số 1</w:t>
+            </w:r>
+          </w:p>
+        </w:tc>
+        <w:tc>
+          <w:tcPr>
+            <w:tcW w:w="1481" w:type="dxa"/>
+            <w:hideMark/>
+          </w:tcPr>
+          <w:p>
+            <w:pPr>
+              <w:jc w:val="both"/>
+              <w:rPr>
+                <w:rFonts w:cs="Times New Roman"/>
+                <w:sz w:val="26"/>
+                <w:szCs w:val="26"/>
+              </w:rPr>
+            </w:pPr>
+            <w:r>
+              <w:rPr>
+                <w:rFonts w:cs="Times New Roman"/>
+                <w:sz w:val="26"/>
+                <w:szCs w:val="26"/>
+              </w:rPr>
+              <w:t>Badge giỏ hàng cập nhật số 1</w:t>
+            </w:r>
+          </w:p>
+        </w:tc>
+        <w:tc>
+          <w:tcPr>
+            <w:tcW w:w="786" w:type="dxa"/>
+            <w:hideMark/>
+          </w:tcPr>
+          <w:p>
+            <w:pPr>
+              <w:jc w:val="both"/>
+              <w:rPr>
+                <w:rFonts w:cs="Times New Roman"/>
+                <w:sz w:val="26"/>
+                <w:szCs w:val="26"/>
+              </w:rPr>
+            </w:pPr>
+            <w:r>
+              <w:rPr>
+                <w:rFonts w:cs="Times New Roman"/>
+                <w:sz w:val="26"/>
+                <w:szCs w:val="26"/>
+              </w:rPr>
+              <w:t>Pass</w:t>
+            </w:r>
+          </w:p>
+        </w:tc>
+      </w:tr>
+      <w:tr>
+        <w:tc>
+          <w:tcPr>
+            <w:tcW w:w="1189" w:type="dxa"/>
+            <w:hideMark/>
+          </w:tcPr>
+          <w:p>
+            <w:pPr>
+              <w:jc w:val="both"/>
+              <w:rPr>
+                <w:rFonts w:cs="Times New Roman"/>
+                <w:sz w:val="26"/>
+                <w:szCs w:val="26"/>
+              </w:rPr>
+            </w:pPr>
+            <w:r>
+              <w:rPr>
+                <w:rFonts w:cs="Times New Roman"/>
+                <w:b/>
+                <w:bCs/>
+                <w:sz w:val="26"/>
+                <w:szCs w:val="26"/>
+              </w:rPr>
+              <w:t>TC_B2_04</w:t>
+            </w:r>
+          </w:p>
+        </w:tc>
+        <w:tc>
+          <w:tcPr>
+            <w:tcW w:w="1079" w:type="dxa"/>
+            <w:hideMark/>
+          </w:tcPr>
+          <w:p>
+            <w:pPr>
+              <w:jc w:val="both"/>
+              <w:rPr>
+                <w:rFonts w:cs="Times New Roman"/>
+                <w:sz w:val="26"/>
+                <w:szCs w:val="26"/>
+              </w:rPr>
+            </w:pPr>
+            <w:r>
+              <w:rPr>
+                <w:rFonts w:cs="Times New Roman"/>
+                <w:sz w:val="26"/>
+                <w:szCs w:val="26"/>
+              </w:rPr>
               <w:t>Regression</w:t>
             </w:r>
           </w:p>
         </w:tc>
         <w:tc>
           <w:tcPr>
-            <w:tcW w:w="1972" w:type="dxa"/>
+            <w:tcW w:w="1170" w:type="dxa"/>
+            <w:hideMark/>
           </w:tcPr>
           <w:p>
+            <w:pPr>
+              <w:jc w:val="both"/>
+              <w:rPr>
+                <w:rFonts w:cs="Times New Roman"/>
+                <w:sz w:val="26"/>
+                <w:szCs w:val="26"/>
+              </w:rPr>
+            </w:pPr>
             <w:r>
-              <w:t>testLoginWrongPassword</w:t>
+              <w:rPr>
+                <w:rFonts w:cs="Times New Roman"/>
+                <w:sz w:val="26"/>
+                <w:szCs w:val="26"/>
+              </w:rPr>
+              <w:t xml:space="preserve">Xác minh sản </w:t>
+            </w:r>
+            <w:r>
+              <w:rPr>
+                <w:rFonts w:cs="Times New Roman"/>
+                <w:sz w:val="26"/>
+                <w:szCs w:val="26"/>
+              </w:rPr>
+              <w:lastRenderedPageBreak/>
+              <w:t>phẩm trong giỏ</w:t>
             </w:r>
           </w:p>
         </w:tc>
         <w:tc>
           <w:tcPr>
-            <w:tcW w:w="1972" w:type="dxa"/>
+            <w:tcW w:w="1440" w:type="dxa"/>
+            <w:hideMark/>
           </w:tcPr>
           <w:p>
+            <w:pPr>
+              <w:jc w:val="both"/>
+              <w:rPr>
+                <w:rFonts w:cs="Times New Roman"/>
+                <w:sz w:val="26"/>
+                <w:szCs w:val="26"/>
+              </w:rPr>
+            </w:pPr>
             <w:r>
-              <w:t>Nhập sai mật khẩu</w:t>
+              <w:rPr>
+                <w:rFonts w:cs="Times New Roman"/>
+                <w:sz w:val="26"/>
+                <w:szCs w:val="26"/>
+              </w:rPr>
+              <w:lastRenderedPageBreak/>
+              <w:t xml:space="preserve">Đã thêm Backpack </w:t>
+            </w:r>
+            <w:r>
+              <w:rPr>
+                <w:rFonts w:cs="Times New Roman"/>
+                <w:sz w:val="26"/>
+                <w:szCs w:val="26"/>
+              </w:rPr>
+              <w:lastRenderedPageBreak/>
+              <w:t>vào giỏ</w:t>
             </w:r>
           </w:p>
         </w:tc>
         <w:tc>
           <w:tcPr>
-            <w:tcW w:w="1972" w:type="dxa"/>
+            <w:tcW w:w="1676" w:type="dxa"/>
+            <w:hideMark/>
           </w:tcPr>
           <w:p>
+            <w:pPr>
+              <w:jc w:val="both"/>
+              <w:rPr>
+                <w:rFonts w:cs="Times New Roman"/>
+                <w:sz w:val="26"/>
+                <w:szCs w:val="26"/>
+              </w:rPr>
+            </w:pPr>
             <w:r>
-              <w:t>Hiển thị lỗi đăng nhập</w:t>
+              <w:rPr>
+                <w:rFonts w:cs="Times New Roman"/>
+                <w:sz w:val="26"/>
+                <w:szCs w:val="26"/>
+              </w:rPr>
+              <w:lastRenderedPageBreak/>
+              <w:t>1. Click vào icon giỏ hàng</w:t>
+            </w:r>
+          </w:p>
+        </w:tc>
+        <w:tc>
+          <w:tcPr>
+            <w:tcW w:w="1481" w:type="dxa"/>
+            <w:hideMark/>
+          </w:tcPr>
+          <w:p>
+            <w:pPr>
+              <w:jc w:val="both"/>
+              <w:rPr>
+                <w:rFonts w:cs="Times New Roman"/>
+                <w:sz w:val="26"/>
+                <w:szCs w:val="26"/>
+              </w:rPr>
+            </w:pPr>
+            <w:r>
+              <w:rPr>
+                <w:rFonts w:cs="Times New Roman"/>
+                <w:sz w:val="26"/>
+                <w:szCs w:val="26"/>
+              </w:rPr>
+              <w:t xml:space="preserve">Trang cart hiển thị và </w:t>
+            </w:r>
+            <w:r>
+              <w:rPr>
+                <w:rFonts w:cs="Times New Roman"/>
+                <w:sz w:val="26"/>
+                <w:szCs w:val="26"/>
+              </w:rPr>
+              <w:lastRenderedPageBreak/>
+              <w:t>có chứa Backpack</w:t>
+            </w:r>
+          </w:p>
+        </w:tc>
+        <w:tc>
+          <w:tcPr>
+            <w:tcW w:w="1481" w:type="dxa"/>
+            <w:hideMark/>
+          </w:tcPr>
+          <w:p>
+            <w:pPr>
+              <w:jc w:val="both"/>
+              <w:rPr>
+                <w:rFonts w:cs="Times New Roman"/>
+                <w:sz w:val="26"/>
+                <w:szCs w:val="26"/>
+              </w:rPr>
+            </w:pPr>
+            <w:r>
+              <w:rPr>
+                <w:rFonts w:cs="Times New Roman"/>
+                <w:sz w:val="26"/>
+                <w:szCs w:val="26"/>
+              </w:rPr>
+              <w:lastRenderedPageBreak/>
+              <w:t xml:space="preserve">Trang cart mở thành </w:t>
+            </w:r>
+            <w:r>
+              <w:rPr>
+                <w:rFonts w:cs="Times New Roman"/>
+                <w:sz w:val="26"/>
+                <w:szCs w:val="26"/>
+              </w:rPr>
+              <w:lastRenderedPageBreak/>
+              <w:t>công, hiển thị Backpack</w:t>
+            </w:r>
+          </w:p>
+        </w:tc>
+        <w:tc>
+          <w:tcPr>
+            <w:tcW w:w="786" w:type="dxa"/>
+            <w:hideMark/>
+          </w:tcPr>
+          <w:p>
+            <w:pPr>
+              <w:jc w:val="both"/>
+              <w:rPr>
+                <w:rFonts w:cs="Times New Roman"/>
+                <w:sz w:val="26"/>
+                <w:szCs w:val="26"/>
+              </w:rPr>
+            </w:pPr>
+            <w:r>
+              <w:rPr>
+                <w:rFonts w:cs="Times New Roman"/>
+                <w:sz w:val="26"/>
+                <w:szCs w:val="26"/>
+              </w:rPr>
+              <w:lastRenderedPageBreak/>
+              <w:t>Pass</w:t>
             </w:r>
           </w:p>
         </w:tc>
       </w:tr>
       <w:tr>
-        <w:trPr>
-          <w:jc w:val="center"/>
-        </w:trPr>
         <w:tc>
           <w:tcPr>
-            <w:tcW w:w="1972" w:type="dxa"/>
+            <w:tcW w:w="1189" w:type="dxa"/>
+            <w:hideMark/>
           </w:tcPr>
           <w:p>
+            <w:pPr>
+              <w:jc w:val="both"/>
+              <w:rPr>
+                <w:rFonts w:cs="Times New Roman"/>
+                <w:sz w:val="26"/>
+                <w:szCs w:val="26"/>
+              </w:rPr>
+            </w:pPr>
             <w:r>
-              <w:t>TC_B2_03</w:t>
+              <w:rPr>
+                <w:rFonts w:cs="Times New Roman"/>
+                <w:b/>
+                <w:bCs/>
+                <w:sz w:val="26"/>
+                <w:szCs w:val="26"/>
+              </w:rPr>
+              <w:t>TC_B2_05</w:t>
             </w:r>
           </w:p>
         </w:tc>
         <w:tc>
           <w:tcPr>
-            <w:tcW w:w="1972" w:type="dxa"/>
+            <w:tcW w:w="1079" w:type="dxa"/>
+            <w:hideMark/>
           </w:tcPr>
           <w:p>
+            <w:pPr>
+              <w:jc w:val="both"/>
+              <w:rPr>
+                <w:rFonts w:cs="Times New Roman"/>
+                <w:sz w:val="26"/>
+                <w:szCs w:val="26"/>
+              </w:rPr>
+            </w:pPr>
             <w:r>
-              <w:t>Smoke,</w:t>
+              <w:rPr>
+                <w:rFonts w:cs="Times New Roman"/>
+                <w:sz w:val="26"/>
+                <w:szCs w:val="26"/>
+              </w:rPr>
+              <w:t>Smoke, Regression</w:t>
             </w:r>
+          </w:p>
+        </w:tc>
+        <w:tc>
+          <w:tcPr>
+            <w:tcW w:w="1170" w:type="dxa"/>
+            <w:hideMark/>
+          </w:tcPr>
+          <w:p>
+            <w:pPr>
+              <w:jc w:val="both"/>
+              <w:rPr>
+                <w:rFonts w:cs="Times New Roman"/>
+                <w:sz w:val="26"/>
+                <w:szCs w:val="26"/>
+              </w:rPr>
+            </w:pPr>
             <w:r>
-              <w:br/>
+              <w:rPr>
+                <w:rFonts w:cs="Times New Roman"/>
+                <w:sz w:val="26"/>
+                <w:szCs w:val="26"/>
+              </w:rPr>
+              <w:t>Nhập thông tin checkout hợp lệ</w:t>
+            </w:r>
+          </w:p>
+        </w:tc>
+        <w:tc>
+          <w:tcPr>
+            <w:tcW w:w="1440" w:type="dxa"/>
+            <w:hideMark/>
+          </w:tcPr>
+          <w:p>
+            <w:pPr>
+              <w:jc w:val="both"/>
+              <w:rPr>
+                <w:rFonts w:cs="Times New Roman"/>
+                <w:sz w:val="26"/>
+                <w:szCs w:val="26"/>
+              </w:rPr>
+            </w:pPr>
+            <w:r>
+              <w:rPr>
+                <w:rFonts w:cs="Times New Roman"/>
+                <w:sz w:val="26"/>
+                <w:szCs w:val="26"/>
+              </w:rPr>
+              <w:t>Đang ở trang Checkout (Your Information)</w:t>
+            </w:r>
+          </w:p>
+        </w:tc>
+        <w:tc>
+          <w:tcPr>
+            <w:tcW w:w="1676" w:type="dxa"/>
+            <w:hideMark/>
+          </w:tcPr>
+          <w:p>
+            <w:pPr>
+              <w:jc w:val="both"/>
+              <w:rPr>
+                <w:rFonts w:cs="Times New Roman"/>
+                <w:sz w:val="26"/>
+                <w:szCs w:val="26"/>
+              </w:rPr>
+            </w:pPr>
+            <w:r>
+              <w:rPr>
+                <w:rFonts w:cs="Times New Roman"/>
+                <w:sz w:val="26"/>
+                <w:szCs w:val="26"/>
+              </w:rPr>
+              <w:t>1. Nhập First Name, Last Name, Zip Code</w:t>
+            </w:r>
+          </w:p>
+          <w:p>
+            <w:pPr>
+              <w:jc w:val="both"/>
+              <w:rPr>
+                <w:rFonts w:cs="Times New Roman"/>
+                <w:sz w:val="26"/>
+                <w:szCs w:val="26"/>
+              </w:rPr>
+            </w:pPr>
+            <w:r>
+              <w:rPr>
+                <w:rFonts w:cs="Times New Roman"/>
+                <w:sz w:val="26"/>
+                <w:szCs w:val="26"/>
+              </w:rPr>
+              <w:t>2. Click Continue</w:t>
+            </w:r>
+          </w:p>
+        </w:tc>
+        <w:tc>
+          <w:tcPr>
+            <w:tcW w:w="1481" w:type="dxa"/>
+            <w:hideMark/>
+          </w:tcPr>
+          <w:p>
+            <w:pPr>
+              <w:jc w:val="both"/>
+              <w:rPr>
+                <w:rFonts w:cs="Times New Roman"/>
+                <w:sz w:val="26"/>
+                <w:szCs w:val="26"/>
+              </w:rPr>
+            </w:pPr>
+            <w:r>
+              <w:rPr>
+                <w:rFonts w:cs="Times New Roman"/>
+                <w:sz w:val="26"/>
+                <w:szCs w:val="26"/>
+              </w:rPr>
+              <w:t>Chuyển sang trang checkout overview</w:t>
+            </w:r>
+          </w:p>
+        </w:tc>
+        <w:tc>
+          <w:tcPr>
+            <w:tcW w:w="1481" w:type="dxa"/>
+            <w:hideMark/>
+          </w:tcPr>
+          <w:p>
+            <w:pPr>
+              <w:jc w:val="both"/>
+              <w:rPr>
+                <w:rFonts w:cs="Times New Roman"/>
+                <w:sz w:val="26"/>
+                <w:szCs w:val="26"/>
+              </w:rPr>
+            </w:pPr>
+            <w:r>
+              <w:rPr>
+                <w:rFonts w:cs="Times New Roman"/>
+                <w:sz w:val="26"/>
+                <w:szCs w:val="26"/>
+              </w:rPr>
+              <w:t>Chuyển sang trang overview thành công, DOM tải đầy đủ</w:t>
+            </w:r>
+          </w:p>
+        </w:tc>
+        <w:tc>
+          <w:tcPr>
+            <w:tcW w:w="786" w:type="dxa"/>
+            <w:hideMark/>
+          </w:tcPr>
+          <w:p>
+            <w:pPr>
+              <w:jc w:val="both"/>
+              <w:rPr>
+                <w:rFonts w:cs="Times New Roman"/>
+                <w:sz w:val="26"/>
+                <w:szCs w:val="26"/>
+              </w:rPr>
+            </w:pPr>
+            <w:r>
+              <w:rPr>
+                <w:rFonts w:cs="Times New Roman"/>
+                <w:sz w:val="26"/>
+                <w:szCs w:val="26"/>
+              </w:rPr>
+              <w:t>Pass</w:t>
+            </w:r>
+          </w:p>
+        </w:tc>
+      </w:tr>
+      <w:tr>
+        <w:tc>
+          <w:tcPr>
+            <w:tcW w:w="1189" w:type="dxa"/>
+            <w:hideMark/>
+          </w:tcPr>
+          <w:p>
+            <w:pPr>
+              <w:jc w:val="both"/>
+              <w:rPr>
+                <w:rFonts w:cs="Times New Roman"/>
+                <w:sz w:val="26"/>
+                <w:szCs w:val="26"/>
+              </w:rPr>
+            </w:pPr>
+            <w:r>
+              <w:rPr>
+                <w:rFonts w:cs="Times New Roman"/>
+                <w:b/>
+                <w:bCs/>
+                <w:sz w:val="26"/>
+                <w:szCs w:val="26"/>
+              </w:rPr>
+              <w:t>TC_B2_06</w:t>
+            </w:r>
+          </w:p>
+        </w:tc>
+        <w:tc>
+          <w:tcPr>
+            <w:tcW w:w="1079" w:type="dxa"/>
+            <w:hideMark/>
+          </w:tcPr>
+          <w:p>
+            <w:pPr>
+              <w:jc w:val="both"/>
+              <w:rPr>
+                <w:rFonts w:cs="Times New Roman"/>
+                <w:sz w:val="26"/>
+                <w:szCs w:val="26"/>
+              </w:rPr>
+            </w:pPr>
+            <w:r>
+              <w:rPr>
+                <w:rFonts w:cs="Times New Roman"/>
+                <w:sz w:val="26"/>
+                <w:szCs w:val="26"/>
+              </w:rPr>
               <w:t>Regression</w:t>
             </w:r>
           </w:p>
         </w:tc>
         <w:tc>
           <w:tcPr>
-            <w:tcW w:w="1972" w:type="dxa"/>
+            <w:tcW w:w="1170" w:type="dxa"/>
+            <w:hideMark/>
           </w:tcPr>
           <w:p>
+            <w:pPr>
+              <w:jc w:val="both"/>
+              <w:rPr>
+                <w:rFonts w:cs="Times New Roman"/>
+                <w:sz w:val="26"/>
+                <w:szCs w:val="26"/>
+              </w:rPr>
+            </w:pPr>
             <w:r>
-              <w:t>testAddOneItemToCart</w:t>
+              <w:rPr>
+                <w:rFonts w:cs="Times New Roman"/>
+                <w:sz w:val="26"/>
+                <w:szCs w:val="26"/>
+              </w:rPr>
+              <w:t>Bỏ trống First Name khi checkout</w:t>
             </w:r>
           </w:p>
         </w:tc>
         <w:tc>
           <w:tcPr>
-            <w:tcW w:w="1972" w:type="dxa"/>
+            <w:tcW w:w="1440" w:type="dxa"/>
+            <w:hideMark/>
           </w:tcPr>
           <w:p>
+            <w:pPr>
+              <w:jc w:val="both"/>
+              <w:rPr>
+                <w:rFonts w:cs="Times New Roman"/>
+                <w:sz w:val="26"/>
+                <w:szCs w:val="26"/>
+              </w:rPr>
+            </w:pPr>
             <w:r>
-              <w:t>Thêm 1 sản phẩm vào giỏ</w:t>
+              <w:rPr>
+                <w:rFonts w:cs="Times New Roman"/>
+                <w:sz w:val="26"/>
+                <w:szCs w:val="26"/>
+              </w:rPr>
+              <w:t>Đang ở trang Checkout</w:t>
             </w:r>
           </w:p>
         </w:tc>
         <w:tc>
           <w:tcPr>
-            <w:tcW w:w="1972" w:type="dxa"/>
+            <w:tcW w:w="1676" w:type="dxa"/>
+            <w:hideMark/>
           </w:tcPr>
           <w:p>
+            <w:pPr>
+              <w:jc w:val="both"/>
+              <w:rPr>
+                <w:rFonts w:cs="Times New Roman"/>
+                <w:sz w:val="26"/>
+                <w:szCs w:val="26"/>
+              </w:rPr>
+            </w:pPr>
             <w:r>
-              <w:t>Badge giỏ hàng hiển thị 1</w:t>
+              <w:rPr>
+                <w:rFonts w:cs="Times New Roman"/>
+                <w:sz w:val="26"/>
+                <w:szCs w:val="26"/>
+              </w:rPr>
+              <w:t>1. Bỏ trống First Name</w:t>
+            </w:r>
+          </w:p>
+          <w:p>
+            <w:pPr>
+              <w:jc w:val="both"/>
+              <w:rPr>
+                <w:rFonts w:cs="Times New Roman"/>
+                <w:sz w:val="26"/>
+                <w:szCs w:val="26"/>
+              </w:rPr>
+            </w:pPr>
+            <w:r>
+              <w:rPr>
+                <w:rFonts w:cs="Times New Roman"/>
+                <w:sz w:val="26"/>
+                <w:szCs w:val="26"/>
+              </w:rPr>
+              <w:t>2. Nhập các trường khác</w:t>
+            </w:r>
+          </w:p>
+          <w:p>
+            <w:pPr>
+              <w:jc w:val="both"/>
+              <w:rPr>
+                <w:rFonts w:cs="Times New Roman"/>
+                <w:sz w:val="26"/>
+                <w:szCs w:val="26"/>
+              </w:rPr>
+            </w:pPr>
+            <w:r>
+              <w:rPr>
+                <w:rFonts w:cs="Times New Roman"/>
+                <w:sz w:val="26"/>
+                <w:szCs w:val="26"/>
+              </w:rPr>
+              <w:t>3. Click Continue</w:t>
+            </w:r>
+          </w:p>
+        </w:tc>
+        <w:tc>
+          <w:tcPr>
+            <w:tcW w:w="1481" w:type="dxa"/>
+            <w:hideMark/>
+          </w:tcPr>
+          <w:p>
+            <w:pPr>
+              <w:jc w:val="both"/>
+              <w:rPr>
+                <w:rFonts w:cs="Times New Roman"/>
+                <w:sz w:val="26"/>
+                <w:szCs w:val="26"/>
+              </w:rPr>
+            </w:pPr>
+            <w:r>
+              <w:rPr>
+                <w:rFonts w:cs="Times New Roman"/>
+                <w:sz w:val="26"/>
+                <w:szCs w:val="26"/>
+              </w:rPr>
+              <w:t>Hiển thị lỗi yêu cầu nhập First Name</w:t>
+            </w:r>
+          </w:p>
+        </w:tc>
+        <w:tc>
+          <w:tcPr>
+            <w:tcW w:w="1481" w:type="dxa"/>
+            <w:hideMark/>
+          </w:tcPr>
+          <w:p>
+            <w:pPr>
+              <w:jc w:val="both"/>
+              <w:rPr>
+                <w:rFonts w:cs="Times New Roman"/>
+                <w:sz w:val="26"/>
+                <w:szCs w:val="26"/>
+              </w:rPr>
+            </w:pPr>
+            <w:r>
+              <w:rPr>
+                <w:rFonts w:cs="Times New Roman"/>
+                <w:sz w:val="26"/>
+                <w:szCs w:val="26"/>
+              </w:rPr>
+              <w:t>Hiển thị đúng lỗi "First Name is required"</w:t>
+            </w:r>
+          </w:p>
+        </w:tc>
+        <w:tc>
+          <w:tcPr>
+            <w:tcW w:w="786" w:type="dxa"/>
+            <w:hideMark/>
+          </w:tcPr>
+          <w:p>
+            <w:pPr>
+              <w:jc w:val="both"/>
+              <w:rPr>
+                <w:rFonts w:cs="Times New Roman"/>
+                <w:sz w:val="26"/>
+                <w:szCs w:val="26"/>
+              </w:rPr>
+            </w:pPr>
+            <w:r>
+              <w:rPr>
+                <w:rFonts w:cs="Times New Roman"/>
+                <w:sz w:val="26"/>
+                <w:szCs w:val="26"/>
+              </w:rPr>
+              <w:t>Pass</w:t>
             </w:r>
           </w:p>
         </w:tc>
       </w:tr>
       <w:tr>
-        <w:trPr>
-          <w:jc w:val="center"/>
-        </w:trPr>
         <w:tc>
           <w:tcPr>
-            <w:tcW w:w="1972" w:type="dxa"/>
+            <w:tcW w:w="1189" w:type="dxa"/>
+            <w:hideMark/>
           </w:tcPr>
           <w:p>
+            <w:pPr>
+              <w:jc w:val="both"/>
+              <w:rPr>
+                <w:rFonts w:cs="Times New Roman"/>
+                <w:sz w:val="26"/>
+                <w:szCs w:val="26"/>
+              </w:rPr>
+            </w:pPr>
             <w:r>
-              <w:t>TC_B2_04</w:t>
-            </w:r>
-          </w:p>
-        </w:tc>
-        <w:tc>
-          <w:tcPr>
-            <w:tcW w:w="1972" w:type="dxa"/>
-          </w:tcPr>
-          <w:p>
-            <w:r>
-              <w:t>Regression</w:t>
-            </w:r>
-          </w:p>
-        </w:tc>
-        <w:tc>
-          <w:tcPr>
-            <w:tcW w:w="1972" w:type="dxa"/>
-          </w:tcPr>
-          <w:p>
-            <w:r>
-              <w:t>testOpenCartAndVerifyItem</w:t>
-            </w:r>
-          </w:p>
-        </w:tc>
-        <w:tc>
-          <w:tcPr>
-            <w:tcW w:w="1972" w:type="dxa"/>
-          </w:tcPr>
-          <w:p>
-            <w:r>
-              <w:t xml:space="preserve">Mở giỏ hàng và xác minh </w:t>
-            </w:r>
-            <w:r>
-              <w:lastRenderedPageBreak/>
-              <w:t>sản phẩm</w:t>
-            </w:r>
-          </w:p>
-        </w:tc>
-        <w:tc>
-          <w:tcPr>
-            <w:tcW w:w="1972" w:type="dxa"/>
-          </w:tcPr>
-          <w:p>
-            <w:r>
-              <w:lastRenderedPageBreak/>
-              <w:t xml:space="preserve">Trang cart hiển thị và có </w:t>
-            </w:r>
-            <w:r>
-              <w:lastRenderedPageBreak/>
-              <w:t>Backpack</w:t>
-            </w:r>
-          </w:p>
-        </w:tc>
-      </w:tr>
-      <w:tr>
-        <w:trPr>
-          <w:jc w:val="center"/>
-        </w:trPr>
-        <w:tc>
-          <w:tcPr>
-            <w:tcW w:w="1972" w:type="dxa"/>
-          </w:tcPr>
-          <w:p>
-            <w:r>
-              <w:lastRenderedPageBreak/>
-              <w:t>TC_B2_05</w:t>
-            </w:r>
-          </w:p>
-        </w:tc>
-        <w:tc>
-          <w:tcPr>
-            <w:tcW w:w="1972" w:type="dxa"/>
-          </w:tcPr>
-          <w:p>
-            <w:r>
-              <w:t>Smoke,</w:t>
-            </w:r>
-            <w:r>
-              <w:br/>
-              <w:t>Regression</w:t>
-            </w:r>
-          </w:p>
-        </w:tc>
-        <w:tc>
-          <w:tcPr>
-            <w:tcW w:w="1972" w:type="dxa"/>
-          </w:tcPr>
-          <w:p>
-            <w:r>
-              <w:t>testCheckoutInformationSuccess</w:t>
-            </w:r>
-          </w:p>
-        </w:tc>
-        <w:tc>
-          <w:tcPr>
-            <w:tcW w:w="1972" w:type="dxa"/>
-          </w:tcPr>
-          <w:p>
-            <w:r>
-              <w:t>Nhập thông tin checkout hợp lệ</w:t>
-            </w:r>
-          </w:p>
-        </w:tc>
-        <w:tc>
-          <w:tcPr>
-            <w:tcW w:w="1972" w:type="dxa"/>
-          </w:tcPr>
-          <w:p>
-            <w:r>
-              <w:t>Chuyển sang checkout overview</w:t>
-            </w:r>
-          </w:p>
-        </w:tc>
-      </w:tr>
-      <w:tr>
-        <w:trPr>
-          <w:jc w:val="center"/>
-        </w:trPr>
-        <w:tc>
-          <w:tcPr>
-            <w:tcW w:w="1972" w:type="dxa"/>
-          </w:tcPr>
-          <w:p>
-            <w:r>
-              <w:t>TC_B2_06</w:t>
-            </w:r>
-          </w:p>
-        </w:tc>
-        <w:tc>
-          <w:tcPr>
-            <w:tcW w:w="1972" w:type="dxa"/>
-          </w:tcPr>
-          <w:p>
-            <w:r>
-              <w:t>Regression</w:t>
-            </w:r>
-          </w:p>
-        </w:tc>
-        <w:tc>
-          <w:tcPr>
-            <w:tcW w:w="1972" w:type="dxa"/>
-          </w:tcPr>
-          <w:p>
-            <w:r>
-              <w:t>testCheckoutEmptyFirstName</w:t>
-            </w:r>
-          </w:p>
-        </w:tc>
-        <w:tc>
-          <w:tcPr>
-            <w:tcW w:w="1972" w:type="dxa"/>
-          </w:tcPr>
-          <w:p>
-            <w:r>
-              <w:t>Bỏ trống First Name</w:t>
-            </w:r>
-          </w:p>
-        </w:tc>
-        <w:tc>
-          <w:tcPr>
-            <w:tcW w:w="1972" w:type="dxa"/>
-          </w:tcPr>
-          <w:p>
-            <w:r>
-              <w:t>Hiển thị lỗi First Name</w:t>
-            </w:r>
-          </w:p>
-        </w:tc>
-      </w:tr>
-      <w:tr>
-        <w:trPr>
-          <w:jc w:val="center"/>
-        </w:trPr>
-        <w:tc>
-          <w:tcPr>
-            <w:tcW w:w="1972" w:type="dxa"/>
-          </w:tcPr>
-          <w:p>
-            <w:r>
+              <w:rPr>
+                <w:rFonts w:cs="Times New Roman"/>
+                <w:b/>
+                <w:bCs/>
+                <w:sz w:val="26"/>
+                <w:szCs w:val="26"/>
+              </w:rPr>
               <w:t>TC_B2_07</w:t>
             </w:r>
           </w:p>
         </w:tc>
         <w:tc>
           <w:tcPr>
-            <w:tcW w:w="1972" w:type="dxa"/>
+            <w:tcW w:w="1079" w:type="dxa"/>
+            <w:hideMark/>
           </w:tcPr>
           <w:p>
+            <w:pPr>
+              <w:jc w:val="both"/>
+              <w:rPr>
+                <w:rFonts w:cs="Times New Roman"/>
+                <w:sz w:val="26"/>
+                <w:szCs w:val="26"/>
+              </w:rPr>
+            </w:pPr>
             <w:r>
+              <w:rPr>
+                <w:rFonts w:cs="Times New Roman"/>
+                <w:sz w:val="26"/>
+                <w:szCs w:val="26"/>
+              </w:rPr>
               <w:t>Parallel</w:t>
             </w:r>
           </w:p>
         </w:tc>
         <w:tc>
           <w:tcPr>
-            <w:tcW w:w="1972" w:type="dxa"/>
+            <w:tcW w:w="1170" w:type="dxa"/>
+            <w:hideMark/>
           </w:tcPr>
           <w:p>
+            <w:pPr>
+              <w:jc w:val="both"/>
+              <w:rPr>
+                <w:rFonts w:cs="Times New Roman"/>
+                <w:sz w:val="26"/>
+                <w:szCs w:val="26"/>
+              </w:rPr>
+            </w:pPr>
             <w:r>
-              <w:t>testParallelLoginSuccess</w:t>
+              <w:rPr>
+                <w:rFonts w:cs="Times New Roman"/>
+                <w:sz w:val="26"/>
+                <w:szCs w:val="26"/>
+              </w:rPr>
+              <w:t>Đăng nhập song song</w:t>
             </w:r>
           </w:p>
         </w:tc>
         <w:tc>
           <w:tcPr>
-            <w:tcW w:w="1972" w:type="dxa"/>
+            <w:tcW w:w="1440" w:type="dxa"/>
+            <w:hideMark/>
           </w:tcPr>
           <w:p>
+            <w:pPr>
+              <w:jc w:val="both"/>
+              <w:rPr>
+                <w:rFonts w:cs="Times New Roman"/>
+                <w:sz w:val="26"/>
+                <w:szCs w:val="26"/>
+              </w:rPr>
+            </w:pPr>
             <w:r>
-              <w:t>Đăng nhập ở chế độ song song</w:t>
+              <w:rPr>
+                <w:rFonts w:cs="Times New Roman"/>
+                <w:sz w:val="26"/>
+                <w:szCs w:val="26"/>
+              </w:rPr>
+              <w:t>Chạy luồng độc lập</w:t>
             </w:r>
           </w:p>
         </w:tc>
         <w:tc>
           <w:tcPr>
-            <w:tcW w:w="1972" w:type="dxa"/>
+            <w:tcW w:w="1676" w:type="dxa"/>
+            <w:hideMark/>
           </w:tcPr>
           <w:p>
+            <w:pPr>
+              <w:jc w:val="both"/>
+              <w:rPr>
+                <w:rFonts w:cs="Times New Roman"/>
+                <w:sz w:val="26"/>
+                <w:szCs w:val="26"/>
+              </w:rPr>
+            </w:pPr>
             <w:r>
+              <w:rPr>
+                <w:rFonts w:cs="Times New Roman"/>
+                <w:sz w:val="26"/>
+                <w:szCs w:val="26"/>
+              </w:rPr>
+              <w:t>1. Khởi tạo thread mới</w:t>
+            </w:r>
+          </w:p>
+          <w:p>
+            <w:pPr>
+              <w:jc w:val="both"/>
+              <w:rPr>
+                <w:rFonts w:cs="Times New Roman"/>
+                <w:sz w:val="26"/>
+                <w:szCs w:val="26"/>
+              </w:rPr>
+            </w:pPr>
+            <w:r>
+              <w:rPr>
+                <w:rFonts w:cs="Times New Roman"/>
+                <w:sz w:val="26"/>
+                <w:szCs w:val="26"/>
+              </w:rPr>
+              <w:t>2. Đăng nhập hợp lệ</w:t>
+            </w:r>
+          </w:p>
+        </w:tc>
+        <w:tc>
+          <w:tcPr>
+            <w:tcW w:w="1481" w:type="dxa"/>
+            <w:hideMark/>
+          </w:tcPr>
+          <w:p>
+            <w:pPr>
+              <w:jc w:val="both"/>
+              <w:rPr>
+                <w:rFonts w:cs="Times New Roman"/>
+                <w:sz w:val="26"/>
+                <w:szCs w:val="26"/>
+              </w:rPr>
+            </w:pPr>
+            <w:r>
+              <w:rPr>
+                <w:rFonts w:cs="Times New Roman"/>
+                <w:sz w:val="26"/>
+                <w:szCs w:val="26"/>
+              </w:rPr>
               <w:t>Đăng nhập thành công ở luồng riêng</w:t>
+            </w:r>
+          </w:p>
+        </w:tc>
+        <w:tc>
+          <w:tcPr>
+            <w:tcW w:w="1481" w:type="dxa"/>
+            <w:hideMark/>
+          </w:tcPr>
+          <w:p>
+            <w:pPr>
+              <w:jc w:val="both"/>
+              <w:rPr>
+                <w:rFonts w:cs="Times New Roman"/>
+                <w:sz w:val="26"/>
+                <w:szCs w:val="26"/>
+              </w:rPr>
+            </w:pPr>
+            <w:r>
+              <w:rPr>
+                <w:rFonts w:cs="Times New Roman"/>
+                <w:sz w:val="26"/>
+                <w:szCs w:val="26"/>
+              </w:rPr>
+              <w:t>Đăng nhập thành công, không xung đột</w:t>
+            </w:r>
+          </w:p>
+        </w:tc>
+        <w:tc>
+          <w:tcPr>
+            <w:tcW w:w="786" w:type="dxa"/>
+            <w:hideMark/>
+          </w:tcPr>
+          <w:p>
+            <w:pPr>
+              <w:jc w:val="both"/>
+              <w:rPr>
+                <w:rFonts w:cs="Times New Roman"/>
+                <w:sz w:val="26"/>
+                <w:szCs w:val="26"/>
+              </w:rPr>
+            </w:pPr>
+            <w:r>
+              <w:rPr>
+                <w:rFonts w:cs="Times New Roman"/>
+                <w:sz w:val="26"/>
+                <w:szCs w:val="26"/>
+              </w:rPr>
+              <w:t>Pass</w:t>
             </w:r>
           </w:p>
         </w:tc>
       </w:tr>
       <w:tr>
-        <w:trPr>
-          <w:jc w:val="center"/>
-        </w:trPr>
         <w:tc>
           <w:tcPr>
-            <w:tcW w:w="1972" w:type="dxa"/>
+            <w:tcW w:w="1189" w:type="dxa"/>
+            <w:hideMark/>
           </w:tcPr>
           <w:p>
+            <w:pPr>
+              <w:jc w:val="both"/>
+              <w:rPr>
+                <w:rFonts w:cs="Times New Roman"/>
+                <w:sz w:val="26"/>
+                <w:szCs w:val="26"/>
+              </w:rPr>
+            </w:pPr>
             <w:r>
+              <w:rPr>
+                <w:rFonts w:cs="Times New Roman"/>
+                <w:b/>
+                <w:bCs/>
+                <w:sz w:val="26"/>
+                <w:szCs w:val="26"/>
+              </w:rPr>
               <w:t>TC_B2_08</w:t>
             </w:r>
           </w:p>
         </w:tc>
         <w:tc>
           <w:tcPr>
-            <w:tcW w:w="1972" w:type="dxa"/>
+            <w:tcW w:w="1079" w:type="dxa"/>
+            <w:hideMark/>
           </w:tcPr>
           <w:p>
+            <w:pPr>
+              <w:jc w:val="both"/>
+              <w:rPr>
+                <w:rFonts w:cs="Times New Roman"/>
+                <w:sz w:val="26"/>
+                <w:szCs w:val="26"/>
+              </w:rPr>
+            </w:pPr>
             <w:r>
+              <w:rPr>
+                <w:rFonts w:cs="Times New Roman"/>
+                <w:sz w:val="26"/>
+                <w:szCs w:val="26"/>
+              </w:rPr>
               <w:t>Parallel</w:t>
             </w:r>
           </w:p>
         </w:tc>
         <w:tc>
           <w:tcPr>
-            <w:tcW w:w="1972" w:type="dxa"/>
+            <w:tcW w:w="1170" w:type="dxa"/>
+            <w:hideMark/>
           </w:tcPr>
           <w:p>
+            <w:pPr>
+              <w:jc w:val="both"/>
+              <w:rPr>
+                <w:rFonts w:cs="Times New Roman"/>
+                <w:sz w:val="26"/>
+                <w:szCs w:val="26"/>
+              </w:rPr>
+            </w:pPr>
             <w:r>
-              <w:t>testParallelAddItemToCart</w:t>
+              <w:rPr>
+                <w:rFonts w:cs="Times New Roman"/>
+                <w:sz w:val="26"/>
+                <w:szCs w:val="26"/>
+              </w:rPr>
+              <w:t>Thêm SP song song</w:t>
             </w:r>
           </w:p>
         </w:tc>
         <w:tc>
           <w:tcPr>
-            <w:tcW w:w="1972" w:type="dxa"/>
+            <w:tcW w:w="1440" w:type="dxa"/>
+            <w:hideMark/>
           </w:tcPr>
           <w:p>
+            <w:pPr>
+              <w:jc w:val="both"/>
+              <w:rPr>
+                <w:rFonts w:cs="Times New Roman"/>
+                <w:sz w:val="26"/>
+                <w:szCs w:val="26"/>
+              </w:rPr>
+            </w:pPr>
             <w:r>
-              <w:t>Thêm sản phẩm khi chạy song song</w:t>
+              <w:rPr>
+                <w:rFonts w:cs="Times New Roman"/>
+                <w:sz w:val="26"/>
+                <w:szCs w:val="26"/>
+              </w:rPr>
+              <w:t>Chạy luồng độc lập</w:t>
             </w:r>
           </w:p>
         </w:tc>
         <w:tc>
           <w:tcPr>
-            <w:tcW w:w="1972" w:type="dxa"/>
+            <w:tcW w:w="1676" w:type="dxa"/>
+            <w:hideMark/>
           </w:tcPr>
           <w:p>
+            <w:pPr>
+              <w:jc w:val="both"/>
+              <w:rPr>
+                <w:rFonts w:cs="Times New Roman"/>
+                <w:sz w:val="26"/>
+                <w:szCs w:val="26"/>
+              </w:rPr>
+            </w:pPr>
             <w:r>
-              <w:t>Badge giỏ hàng hiển thị 1</w:t>
+              <w:rPr>
+                <w:rFonts w:cs="Times New Roman"/>
+                <w:sz w:val="26"/>
+                <w:szCs w:val="26"/>
+              </w:rPr>
+              <w:t>1. Đăng nhập ở thread riêng</w:t>
+            </w:r>
+          </w:p>
+          <w:p>
+            <w:pPr>
+              <w:jc w:val="both"/>
+              <w:rPr>
+                <w:rFonts w:cs="Times New Roman"/>
+                <w:sz w:val="26"/>
+                <w:szCs w:val="26"/>
+              </w:rPr>
+            </w:pPr>
+            <w:r>
+              <w:rPr>
+                <w:rFonts w:cs="Times New Roman"/>
+                <w:sz w:val="26"/>
+                <w:szCs w:val="26"/>
+              </w:rPr>
+              <w:t>2. Thêm SP vào giỏ</w:t>
+            </w:r>
+          </w:p>
+        </w:tc>
+        <w:tc>
+          <w:tcPr>
+            <w:tcW w:w="1481" w:type="dxa"/>
+            <w:hideMark/>
+          </w:tcPr>
+          <w:p>
+            <w:pPr>
+              <w:jc w:val="both"/>
+              <w:rPr>
+                <w:rFonts w:cs="Times New Roman"/>
+                <w:sz w:val="26"/>
+                <w:szCs w:val="26"/>
+              </w:rPr>
+            </w:pPr>
+            <w:r>
+              <w:rPr>
+                <w:rFonts w:cs="Times New Roman"/>
+                <w:sz w:val="26"/>
+                <w:szCs w:val="26"/>
+              </w:rPr>
+              <w:t>Badge giỏ hàng hiển thị số 1</w:t>
+            </w:r>
+          </w:p>
+        </w:tc>
+        <w:tc>
+          <w:tcPr>
+            <w:tcW w:w="1481" w:type="dxa"/>
+            <w:hideMark/>
+          </w:tcPr>
+          <w:p>
+            <w:pPr>
+              <w:jc w:val="both"/>
+              <w:rPr>
+                <w:rFonts w:cs="Times New Roman"/>
+                <w:sz w:val="26"/>
+                <w:szCs w:val="26"/>
+              </w:rPr>
+            </w:pPr>
+            <w:r>
+              <w:rPr>
+                <w:rFonts w:cs="Times New Roman"/>
+                <w:sz w:val="26"/>
+                <w:szCs w:val="26"/>
+              </w:rPr>
+              <w:t>Thêm sản phẩm thành công</w:t>
+            </w:r>
+          </w:p>
+        </w:tc>
+        <w:tc>
+          <w:tcPr>
+            <w:tcW w:w="786" w:type="dxa"/>
+            <w:hideMark/>
+          </w:tcPr>
+          <w:p>
+            <w:pPr>
+              <w:jc w:val="both"/>
+              <w:rPr>
+                <w:rFonts w:cs="Times New Roman"/>
+                <w:sz w:val="26"/>
+                <w:szCs w:val="26"/>
+              </w:rPr>
+            </w:pPr>
+            <w:r>
+              <w:rPr>
+                <w:rFonts w:cs="Times New Roman"/>
+                <w:sz w:val="26"/>
+                <w:szCs w:val="26"/>
+              </w:rPr>
+              <w:t>Pass</w:t>
             </w:r>
           </w:p>
         </w:tc>
       </w:tr>
       <w:tr>
-        <w:trPr>
-          <w:jc w:val="center"/>
-        </w:trPr>
         <w:tc>
           <w:tcPr>
-            <w:tcW w:w="1972" w:type="dxa"/>
+            <w:tcW w:w="1189" w:type="dxa"/>
+            <w:hideMark/>
           </w:tcPr>
           <w:p>
+            <w:pPr>
+              <w:jc w:val="both"/>
+              <w:rPr>
+                <w:rFonts w:cs="Times New Roman"/>
+                <w:sz w:val="26"/>
+                <w:szCs w:val="26"/>
+              </w:rPr>
+            </w:pPr>
             <w:r>
+              <w:rPr>
+                <w:rFonts w:cs="Times New Roman"/>
+                <w:b/>
+                <w:bCs/>
+                <w:sz w:val="26"/>
+                <w:szCs w:val="26"/>
+              </w:rPr>
               <w:t>TC_B2_09</w:t>
             </w:r>
           </w:p>
         </w:tc>
         <w:tc>
           <w:tcPr>
-            <w:tcW w:w="1972" w:type="dxa"/>
+            <w:tcW w:w="1079" w:type="dxa"/>
+            <w:hideMark/>
           </w:tcPr>
           <w:p>
+            <w:pPr>
+              <w:jc w:val="both"/>
+              <w:rPr>
+                <w:rFonts w:cs="Times New Roman"/>
+                <w:sz w:val="26"/>
+                <w:szCs w:val="26"/>
+              </w:rPr>
+            </w:pPr>
             <w:r>
+              <w:rPr>
+                <w:rFonts w:cs="Times New Roman"/>
+                <w:sz w:val="26"/>
+                <w:szCs w:val="26"/>
+              </w:rPr>
               <w:t>Parallel</w:t>
             </w:r>
           </w:p>
         </w:tc>
         <w:tc>
           <w:tcPr>
-            <w:tcW w:w="1972" w:type="dxa"/>
+            <w:tcW w:w="1170" w:type="dxa"/>
+            <w:hideMark/>
           </w:tcPr>
           <w:p>
+            <w:pPr>
+              <w:jc w:val="both"/>
+              <w:rPr>
+                <w:rFonts w:cs="Times New Roman"/>
+                <w:sz w:val="26"/>
+                <w:szCs w:val="26"/>
+              </w:rPr>
+            </w:pPr>
             <w:r>
-              <w:t>testParallelOpenCart</w:t>
+              <w:rPr>
+                <w:rFonts w:cs="Times New Roman"/>
+                <w:sz w:val="26"/>
+                <w:szCs w:val="26"/>
+              </w:rPr>
+              <w:t>Mở cart song song</w:t>
             </w:r>
           </w:p>
         </w:tc>
         <w:tc>
           <w:tcPr>
-            <w:tcW w:w="1972" w:type="dxa"/>
+            <w:tcW w:w="1440" w:type="dxa"/>
+            <w:hideMark/>
           </w:tcPr>
           <w:p>
+            <w:pPr>
+              <w:jc w:val="both"/>
+              <w:rPr>
+                <w:rFonts w:cs="Times New Roman"/>
+                <w:sz w:val="26"/>
+                <w:szCs w:val="26"/>
+              </w:rPr>
+            </w:pPr>
             <w:r>
-              <w:t>Mở cart khi chạy song song</w:t>
+              <w:rPr>
+                <w:rFonts w:cs="Times New Roman"/>
+                <w:sz w:val="26"/>
+                <w:szCs w:val="26"/>
+              </w:rPr>
+              <w:t>Chạy luồng độc lập</w:t>
             </w:r>
           </w:p>
         </w:tc>
         <w:tc>
           <w:tcPr>
-            <w:tcW w:w="1972" w:type="dxa"/>
+            <w:tcW w:w="1676" w:type="dxa"/>
+            <w:hideMark/>
           </w:tcPr>
           <w:p>
+            <w:pPr>
+              <w:jc w:val="both"/>
+              <w:rPr>
+                <w:rFonts w:cs="Times New Roman"/>
+                <w:sz w:val="26"/>
+                <w:szCs w:val="26"/>
+              </w:rPr>
+            </w:pPr>
             <w:r>
-              <w:t>Trang cart hiển thị đúng</w:t>
+              <w:rPr>
+                <w:rFonts w:cs="Times New Roman"/>
+                <w:sz w:val="26"/>
+                <w:szCs w:val="26"/>
+              </w:rPr>
+              <w:t>1. Thêm SP</w:t>
+            </w:r>
+          </w:p>
+          <w:p>
+            <w:pPr>
+              <w:jc w:val="both"/>
+              <w:rPr>
+                <w:rFonts w:cs="Times New Roman"/>
+                <w:sz w:val="26"/>
+                <w:szCs w:val="26"/>
+              </w:rPr>
+            </w:pPr>
+            <w:r>
+              <w:rPr>
+                <w:rFonts w:cs="Times New Roman"/>
+                <w:sz w:val="26"/>
+                <w:szCs w:val="26"/>
+              </w:rPr>
+              <w:t>2. Mở cart ở thread riêng</w:t>
+            </w:r>
+          </w:p>
+        </w:tc>
+        <w:tc>
+          <w:tcPr>
+            <w:tcW w:w="1481" w:type="dxa"/>
+            <w:hideMark/>
+          </w:tcPr>
+          <w:p>
+            <w:pPr>
+              <w:jc w:val="both"/>
+              <w:rPr>
+                <w:rFonts w:cs="Times New Roman"/>
+                <w:sz w:val="26"/>
+                <w:szCs w:val="26"/>
+              </w:rPr>
+            </w:pPr>
+            <w:r>
+              <w:rPr>
+                <w:rFonts w:cs="Times New Roman"/>
+                <w:sz w:val="26"/>
+                <w:szCs w:val="26"/>
+              </w:rPr>
+              <w:t>Trang cart hiển thị đúng dữ liệu</w:t>
+            </w:r>
+          </w:p>
+        </w:tc>
+        <w:tc>
+          <w:tcPr>
+            <w:tcW w:w="1481" w:type="dxa"/>
+            <w:hideMark/>
+          </w:tcPr>
+          <w:p>
+            <w:pPr>
+              <w:jc w:val="both"/>
+              <w:rPr>
+                <w:rFonts w:cs="Times New Roman"/>
+                <w:sz w:val="26"/>
+                <w:szCs w:val="26"/>
+              </w:rPr>
+            </w:pPr>
+            <w:r>
+              <w:rPr>
+                <w:rFonts w:cs="Times New Roman"/>
+                <w:sz w:val="26"/>
+                <w:szCs w:val="26"/>
+              </w:rPr>
+              <w:t>Mở trang cart thành công</w:t>
+            </w:r>
+          </w:p>
+        </w:tc>
+        <w:tc>
+          <w:tcPr>
+            <w:tcW w:w="786" w:type="dxa"/>
+            <w:hideMark/>
+          </w:tcPr>
+          <w:p>
+            <w:pPr>
+              <w:jc w:val="both"/>
+              <w:rPr>
+                <w:rFonts w:cs="Times New Roman"/>
+                <w:sz w:val="26"/>
+                <w:szCs w:val="26"/>
+              </w:rPr>
+            </w:pPr>
+            <w:r>
+              <w:rPr>
+                <w:rFonts w:cs="Times New Roman"/>
+                <w:sz w:val="26"/>
+                <w:szCs w:val="26"/>
+              </w:rPr>
+              <w:t>Pass</w:t>
             </w:r>
           </w:p>
         </w:tc>
@@ -955,331 +2853,77 @@
     <w:p>
       <w:pPr>
         <w:pStyle w:val="MyHeading1"/>
+        <w:jc w:val="both"/>
+        <w:rPr>
+          <w:rFonts w:cs="Times New Roman"/>
+          <w:color w:val="auto"/>
+          <w:sz w:val="32"/>
+          <w:szCs w:val="32"/>
+        </w:rPr>
       </w:pPr>
       <w:r>
-        <w:t>6. Kết quả chạy thực tế</w:t>
-      </w:r>
-    </w:p>
-    <w:tbl>
-      <w:tblPr>
-        <w:tblStyle w:val="TableGrid"/>
-        <w:tblW w:w="0" w:type="auto"/>
-        <w:jc w:val="center"/>
-        <w:tblLook w:val="04A0" w:firstRow="1" w:lastRow="0" w:firstColumn="1" w:lastColumn="0" w:noHBand="0" w:noVBand="1"/>
-      </w:tblPr>
-      <w:tblGrid>
-        <w:gridCol w:w="1972"/>
-        <w:gridCol w:w="1972"/>
-        <w:gridCol w:w="1972"/>
-        <w:gridCol w:w="1972"/>
-        <w:gridCol w:w="1972"/>
-      </w:tblGrid>
-      <w:tr>
-        <w:trPr>
-          <w:jc w:val="center"/>
-        </w:trPr>
-        <w:tc>
-          <w:tcPr>
-            <w:tcW w:w="1972" w:type="dxa"/>
-            <w:shd w:val="clear" w:color="auto" w:fill="E2F0D9"/>
-            <w:vAlign w:val="center"/>
-          </w:tcPr>
-          <w:p>
-            <w:r>
-              <w:t>Suite</w:t>
-            </w:r>
-          </w:p>
-        </w:tc>
-        <w:tc>
-          <w:tcPr>
-            <w:tcW w:w="1972" w:type="dxa"/>
-            <w:shd w:val="clear" w:color="auto" w:fill="E2F0D9"/>
-            <w:vAlign w:val="center"/>
-          </w:tcPr>
-          <w:p>
-            <w:r>
-              <w:t>Tổng test</w:t>
-            </w:r>
-          </w:p>
-        </w:tc>
-        <w:tc>
-          <w:tcPr>
-            <w:tcW w:w="1972" w:type="dxa"/>
-            <w:shd w:val="clear" w:color="auto" w:fill="E2F0D9"/>
-            <w:vAlign w:val="center"/>
-          </w:tcPr>
-          <w:p>
-            <w:r>
-              <w:t>Pass</w:t>
-            </w:r>
-          </w:p>
-        </w:tc>
-        <w:tc>
-          <w:tcPr>
-            <w:tcW w:w="1972" w:type="dxa"/>
-            <w:shd w:val="clear" w:color="auto" w:fill="E2F0D9"/>
-            <w:vAlign w:val="center"/>
-          </w:tcPr>
-          <w:p>
-            <w:r>
-              <w:t>Fail</w:t>
-            </w:r>
-          </w:p>
-        </w:tc>
-        <w:tc>
-          <w:tcPr>
-            <w:tcW w:w="1972" w:type="dxa"/>
-            <w:shd w:val="clear" w:color="auto" w:fill="E2F0D9"/>
-            <w:vAlign w:val="center"/>
-          </w:tcPr>
-          <w:p>
-            <w:r>
-              <w:t>Nhận xét</w:t>
-            </w:r>
-          </w:p>
-        </w:tc>
-      </w:tr>
-      <w:tr>
-        <w:trPr>
-          <w:jc w:val="center"/>
-        </w:trPr>
-        <w:tc>
-          <w:tcPr>
-            <w:tcW w:w="1972" w:type="dxa"/>
-          </w:tcPr>
-          <w:p>
-            <w:r>
-              <w:t>Smoke Suite</w:t>
-            </w:r>
-          </w:p>
-        </w:tc>
-        <w:tc>
-          <w:tcPr>
-            <w:tcW w:w="1972" w:type="dxa"/>
-          </w:tcPr>
-          <w:p>
-            <w:r>
-              <w:t>3</w:t>
-            </w:r>
-          </w:p>
-        </w:tc>
-        <w:tc>
-          <w:tcPr>
-            <w:tcW w:w="1972" w:type="dxa"/>
-          </w:tcPr>
-          <w:p>
-            <w:r>
-              <w:t>3</w:t>
-            </w:r>
-          </w:p>
-        </w:tc>
-        <w:tc>
-          <w:tcPr>
-            <w:tcW w:w="1972" w:type="dxa"/>
-          </w:tcPr>
-          <w:p>
-            <w:r>
-              <w:t>0</w:t>
-            </w:r>
-          </w:p>
-        </w:tc>
-        <w:tc>
-          <w:tcPr>
-            <w:tcW w:w="1972" w:type="dxa"/>
-          </w:tcPr>
-          <w:p>
-            <w:r>
-              <w:t>Pass toàn bộ test lõi.</w:t>
-            </w:r>
-          </w:p>
-        </w:tc>
-      </w:tr>
-      <w:tr>
-        <w:trPr>
-          <w:jc w:val="center"/>
-        </w:trPr>
-        <w:tc>
-          <w:tcPr>
-            <w:tcW w:w="1972" w:type="dxa"/>
-          </w:tcPr>
-          <w:p>
-            <w:r>
-              <w:t>Regression Suite</w:t>
-            </w:r>
-          </w:p>
-        </w:tc>
-        <w:tc>
-          <w:tcPr>
-            <w:tcW w:w="1972" w:type="dxa"/>
-          </w:tcPr>
-          <w:p>
-            <w:r>
-              <w:t>6</w:t>
-            </w:r>
-          </w:p>
-        </w:tc>
-        <w:tc>
-          <w:tcPr>
-            <w:tcW w:w="1972" w:type="dxa"/>
-          </w:tcPr>
-          <w:p>
-            <w:r>
-              <w:t>5</w:t>
-            </w:r>
-          </w:p>
-        </w:tc>
-        <w:tc>
-          <w:tcPr>
-            <w:tcW w:w="1972" w:type="dxa"/>
-          </w:tcPr>
-          <w:p>
-            <w:r>
-              <w:t>1</w:t>
-            </w:r>
-          </w:p>
-        </w:tc>
-        <w:tc>
-          <w:tcPr>
-            <w:tcW w:w="1972" w:type="dxa"/>
-          </w:tcPr>
-          <w:p>
-            <w:r>
-              <w:t>Lỗi ở bước checkout success.</w:t>
-            </w:r>
-          </w:p>
-        </w:tc>
-      </w:tr>
-      <w:tr>
-        <w:trPr>
-          <w:jc w:val="center"/>
-        </w:trPr>
-        <w:tc>
-          <w:tcPr>
-            <w:tcW w:w="1972" w:type="dxa"/>
-          </w:tcPr>
-          <w:p>
-            <w:r>
-              <w:t>Parallel Suite</w:t>
-            </w:r>
-          </w:p>
-        </w:tc>
-        <w:tc>
-          <w:tcPr>
-            <w:tcW w:w="1972" w:type="dxa"/>
-          </w:tcPr>
-          <w:p>
-            <w:r>
-              <w:t>3</w:t>
-            </w:r>
-          </w:p>
-        </w:tc>
-        <w:tc>
-          <w:tcPr>
-            <w:tcW w:w="1972" w:type="dxa"/>
-          </w:tcPr>
-          <w:p>
-            <w:r>
-              <w:t>3</w:t>
-            </w:r>
-          </w:p>
-        </w:tc>
-        <w:tc>
-          <w:tcPr>
-            <w:tcW w:w="1972" w:type="dxa"/>
-          </w:tcPr>
-          <w:p>
-            <w:r>
-              <w:t>0</w:t>
-            </w:r>
-          </w:p>
-        </w:tc>
-        <w:tc>
-          <w:tcPr>
-            <w:tcW w:w="1972" w:type="dxa"/>
-          </w:tcPr>
-          <w:p>
-            <w:r>
-              <w:t>Chạy ổn định, không xung đột.</w:t>
-            </w:r>
-          </w:p>
-        </w:tc>
-      </w:tr>
-    </w:tbl>
-    <w:p>
-      <w:pPr>
-        <w:pStyle w:val="MyHeading1"/>
-      </w:pPr>
-      <w:r>
-        <w:t>7. Phân tích lỗi phát hiện trong Regression Suite</w:t>
-      </w:r>
-    </w:p>
-    <w:p>
-      <w:pPr>
-        <w:spacing w:after="80" w:line="288" w:lineRule="auto"/>
-      </w:pPr>
-      <w:r>
-        <w:t>Trong lần chạy Regression Suite, test testCheckoutInformationSuccess bị thất bại với ngoại lệ TimeoutException khi chờ phần tử checkout_summary_container xuất hiện.</w:t>
-      </w:r>
-    </w:p>
-    <w:p>
-      <w:pPr>
-        <w:spacing w:after="80" w:line="288" w:lineRule="auto"/>
-      </w:pPr>
-      <w:r>
-        <w:t>Nguyên nhân trực tiếp là hàm kiểm tra trang overview chỉ dựa vào một locator duy nhất. Khi trang phản hồi chậm hoặc DOM tải chưa ổn định, điều kiện chờ hết thời gian và test bị fail.</w:t>
-      </w:r>
-    </w:p>
-    <w:p>
-      <w:pPr>
-        <w:spacing w:after="80" w:line="288" w:lineRule="auto"/>
-      </w:pPr>
-      <w:r>
-        <w:t>Hướng khắc phục đề xuất:</w:t>
-      </w:r>
-    </w:p>
-    <w:p>
-      <w:pPr>
-        <w:spacing w:after="80" w:line="288" w:lineRule="auto"/>
-      </w:pPr>
-      <w:r>
-        <w:t>• Tăng thời gian chờ từ 10 giây lên 15 giây trong BaseTest và ParallelBaseTest.</w:t>
-      </w:r>
-    </w:p>
-    <w:p>
-      <w:pPr>
-        <w:spacing w:after="80" w:line="288" w:lineRule="auto"/>
-      </w:pPr>
-      <w:r>
-        <w:t>• Mở rộng điều kiện xác minh overview page bằng nhiều locator ổn định hơn như summary_info hoặc summary_total_label.</w:t>
-      </w:r>
-    </w:p>
-    <w:p>
-      <w:pPr>
-        <w:spacing w:after="80" w:line="288" w:lineRule="auto"/>
-      </w:pPr>
-      <w:r>
-        <w:t>• Bắt TimeoutException trong CheckoutPage và trả về false để assertion hiển thị rõ ràng hơn.</w:t>
+        <w:rPr>
+          <w:rFonts w:cs="Times New Roman"/>
+          <w:color w:val="auto"/>
+          <w:sz w:val="32"/>
+          <w:szCs w:val="32"/>
+        </w:rPr>
+        <w:br w:type="page"/>
       </w:r>
     </w:p>
     <w:p>
       <w:pPr>
         <w:pStyle w:val="MyHeading1"/>
+        <w:jc w:val="both"/>
+        <w:rPr>
+          <w:rFonts w:cs="Times New Roman"/>
+          <w:color w:val="auto"/>
+          <w:sz w:val="32"/>
+          <w:szCs w:val="32"/>
+        </w:rPr>
       </w:pPr>
       <w:r>
-        <w:t>8. Hình ảnh kết quả chạy</w:t>
+        <w:rPr>
+          <w:rFonts w:cs="Times New Roman"/>
+          <w:color w:val="auto"/>
+          <w:sz w:val="32"/>
+          <w:szCs w:val="32"/>
+        </w:rPr>
+        <w:lastRenderedPageBreak/>
+        <w:t>4</w:t>
+      </w:r>
+      <w:r>
+        <w:rPr>
+          <w:rFonts w:cs="Times New Roman"/>
+          <w:color w:val="auto"/>
+          <w:sz w:val="32"/>
+          <w:szCs w:val="32"/>
+        </w:rPr>
+        <w:t>. Sơ đồ luồng kiểm thử</w:t>
       </w:r>
     </w:p>
     <w:p>
+      <w:pPr>
+        <w:pStyle w:val="MyHeading1"/>
+        <w:jc w:val="center"/>
+        <w:rPr>
+          <w:rFonts w:cs="Times New Roman"/>
+          <w:sz w:val="32"/>
+          <w:szCs w:val="32"/>
+        </w:rPr>
+      </w:pPr>
       <w:r>
         <w:rPr>
+          <w:rFonts w:cs="Times New Roman"/>
           <w:noProof/>
+          <w:sz w:val="32"/>
+          <w:szCs w:val="32"/>
         </w:rPr>
-        <w:lastRenderedPageBreak/>
         <w:drawing>
           <wp:inline distT="0" distB="0" distL="0" distR="0">
-            <wp:extent cx="5669280" cy="4267957"/>
-            <wp:effectExtent l="0" t="0" r="0" b="0"/>
-            <wp:docPr id="1" name="Picture 1"/>
+            <wp:extent cx="4584700" cy="5067300"/>
+            <wp:effectExtent l="19050" t="19050" r="25400" b="19050"/>
+            <wp:docPr id="1676503030" name="Picture 2"/>
             <wp:cNvGraphicFramePr>
               <a:graphicFrameLocks xmlns:a="http://schemas.openxmlformats.org/drawingml/2006/main" noChangeAspect="1"/>
             </wp:cNvGraphicFramePr>
@@ -1287,11 +2931,150 @@
               <a:graphicData uri="http://schemas.openxmlformats.org/drawingml/2006/picture">
                 <pic:pic xmlns:pic="http://schemas.openxmlformats.org/drawingml/2006/picture">
                   <pic:nvPicPr>
-                    <pic:cNvPr id="0" name="7b195c62-6a1b-498e-8dcb-521249ce34ac.png"/>
+                    <pic:cNvPr id="0" name="Picture 6"/>
+                    <pic:cNvPicPr>
+                      <a:picLocks noChangeAspect="1" noChangeArrowheads="1"/>
+                    </pic:cNvPicPr>
+                  </pic:nvPicPr>
+                  <pic:blipFill>
+                    <a:blip r:embed="rId6">
+                      <a:extLst>
+                        <a:ext uri="{28A0092B-C50C-407E-A947-70E740481C1C}">
+                          <a14:useLocalDpi xmlns:a14="http://schemas.microsoft.com/office/drawing/2010/main" val="0"/>
+                        </a:ext>
+                      </a:extLst>
+                    </a:blip>
+                    <a:srcRect/>
+                    <a:stretch>
+                      <a:fillRect/>
+                    </a:stretch>
+                  </pic:blipFill>
+                  <pic:spPr bwMode="auto">
+                    <a:xfrm>
+                      <a:off x="0" y="0"/>
+                      <a:ext cx="4590964" cy="5074223"/>
+                    </a:xfrm>
+                    <a:prstGeom prst="rect">
+                      <a:avLst/>
+                    </a:prstGeom>
+                    <a:noFill/>
+                    <a:ln>
+                      <a:solidFill>
+                        <a:schemeClr val="tx1"/>
+                      </a:solidFill>
+                    </a:ln>
+                  </pic:spPr>
+                </pic:pic>
+              </a:graphicData>
+            </a:graphic>
+          </wp:inline>
+        </w:drawing>
+      </w:r>
+    </w:p>
+    <w:p>
+      <w:pPr>
+        <w:pStyle w:val="MyHeading1"/>
+        <w:jc w:val="both"/>
+        <w:rPr>
+          <w:rFonts w:cs="Times New Roman"/>
+          <w:color w:val="auto"/>
+          <w:sz w:val="32"/>
+          <w:szCs w:val="32"/>
+        </w:rPr>
+      </w:pPr>
+      <w:r>
+        <w:rPr>
+          <w:rFonts w:cs="Times New Roman"/>
+          <w:color w:val="auto"/>
+          <w:sz w:val="32"/>
+          <w:szCs w:val="32"/>
+        </w:rPr>
+        <w:br w:type="page"/>
+      </w:r>
+    </w:p>
+    <w:p>
+      <w:pPr>
+        <w:pStyle w:val="MyHeading1"/>
+        <w:jc w:val="both"/>
+        <w:rPr>
+          <w:rFonts w:cs="Times New Roman"/>
+          <w:color w:val="auto"/>
+          <w:sz w:val="32"/>
+          <w:szCs w:val="32"/>
+        </w:rPr>
+      </w:pPr>
+      <w:r>
+        <w:rPr>
+          <w:rFonts w:cs="Times New Roman"/>
+          <w:color w:val="auto"/>
+          <w:sz w:val="32"/>
+          <w:szCs w:val="32"/>
+        </w:rPr>
+        <w:lastRenderedPageBreak/>
+        <w:t>5</w:t>
+      </w:r>
+      <w:r>
+        <w:rPr>
+          <w:rFonts w:cs="Times New Roman"/>
+          <w:color w:val="auto"/>
+          <w:sz w:val="32"/>
+          <w:szCs w:val="32"/>
+        </w:rPr>
+        <w:t>. Minh chứng thực thi</w:t>
+      </w:r>
+    </w:p>
+    <w:p>
+      <w:pPr>
+        <w:pStyle w:val="MyHeading1"/>
+        <w:jc w:val="both"/>
+        <w:rPr>
+          <w:noProof/>
+        </w:rPr>
+      </w:pPr>
+      <w:r>
+        <w:rPr>
+          <w:rFonts w:cs="Times New Roman"/>
+          <w:b w:val="0"/>
+          <w:color w:val="auto"/>
+          <w:sz w:val="26"/>
+          <w:szCs w:val="26"/>
+        </w:rPr>
+        <w:t xml:space="preserve">1. Kết quả chạy Smoke Suite: Bộ smoke test gồm 3 test lõi (đăng nhập, thêm vào giỏ, checkout cơ bản) chạy thành công. </w:t>
+      </w:r>
+    </w:p>
+    <w:p>
+      <w:pPr>
+        <w:pStyle w:val="MyHeading1"/>
+        <w:jc w:val="center"/>
+        <w:rPr>
+          <w:rFonts w:cs="Times New Roman"/>
+          <w:b w:val="0"/>
+          <w:color w:val="auto"/>
+          <w:sz w:val="26"/>
+          <w:szCs w:val="26"/>
+        </w:rPr>
+      </w:pPr>
+      <w:r>
+        <w:rPr>
+          <w:noProof/>
+        </w:rPr>
+        <w:drawing>
+          <wp:inline distT="0" distB="0" distL="0" distR="0" wp14:anchorId="3DF4B8EA" wp14:editId="2844E25B">
+            <wp:extent cx="5341545" cy="3245345"/>
+            <wp:effectExtent l="0" t="0" r="0" b="0"/>
+            <wp:docPr id="1979908403" name="Picture 1"/>
+            <wp:cNvGraphicFramePr>
+              <a:graphicFrameLocks xmlns:a="http://schemas.openxmlformats.org/drawingml/2006/main" noChangeAspect="1"/>
+            </wp:cNvGraphicFramePr>
+            <a:graphic xmlns:a="http://schemas.openxmlformats.org/drawingml/2006/main">
+              <a:graphicData uri="http://schemas.openxmlformats.org/drawingml/2006/picture">
+                <pic:pic xmlns:pic="http://schemas.openxmlformats.org/drawingml/2006/picture">
+                  <pic:nvPicPr>
+                    <pic:cNvPr id="1979908403" name=""/>
                     <pic:cNvPicPr/>
                   </pic:nvPicPr>
                   <pic:blipFill>
-                    <a:blip r:embed="rId6"/>
+                    <a:blip r:embed="rId7"/>
                     <a:stretch>
                       <a:fillRect/>
                     </a:stretch>
@@ -1299,7 +3082,7 @@
                   <pic:spPr>
                     <a:xfrm>
                       <a:off x="0" y="0"/>
-                      <a:ext cx="5669280" cy="4267957"/>
+                      <a:ext cx="5349205" cy="3249999"/>
                     </a:xfrm>
                     <a:prstGeom prst="rect">
                       <a:avLst/>
@@ -1314,23 +3097,53 @@
     </w:p>
     <w:p>
       <w:pPr>
-        <w:pStyle w:val="Caption"/>
-        <w:jc w:val="center"/>
+        <w:pStyle w:val="MyHeading1"/>
+        <w:jc w:val="both"/>
+        <w:rPr>
+          <w:rFonts w:cs="Times New Roman"/>
+          <w:b w:val="0"/>
+          <w:color w:val="auto"/>
+          <w:sz w:val="26"/>
+          <w:szCs w:val="26"/>
+        </w:rPr>
       </w:pPr>
       <w:r>
-        <w:t>Hình 1. Kết quả chạy Smoke Suite: 3/3 test passed.</w:t>
+        <w:rPr>
+          <w:rFonts w:cs="Times New Roman"/>
+          <w:b w:val="0"/>
+          <w:color w:val="auto"/>
+          <w:sz w:val="26"/>
+          <w:szCs w:val="26"/>
+        </w:rPr>
+        <w:t xml:space="preserve">2. Kết quả chạy Regression Suite: Bộ regression test chạy toàn bộ 6 test case. Ghi nhận 5 pass và 1 fail. Lỗi phát hiện tại chức năng Checkout (testCheckoutInformationSuccess) do TimeoutException khi hệ thống chờ load DOM checkout_summary_container. </w:t>
       </w:r>
     </w:p>
     <w:p>
+      <w:pPr>
+        <w:pStyle w:val="MyHeading1"/>
+        <w:jc w:val="center"/>
+        <w:rPr>
+          <w:rFonts w:cs="Times New Roman"/>
+          <w:b w:val="0"/>
+          <w:color w:val="auto"/>
+          <w:sz w:val="26"/>
+          <w:szCs w:val="26"/>
+        </w:rPr>
+      </w:pPr>
       <w:r>
         <w:rPr>
+          <w:rFonts w:cs="Times New Roman"/>
+          <w:b w:val="0"/>
           <w:noProof/>
+          <w:color w:val="auto"/>
+          <w:sz w:val="26"/>
+          <w:szCs w:val="26"/>
         </w:rPr>
         <w:drawing>
-          <wp:inline distT="0" distB="0" distL="0" distR="0">
-            <wp:extent cx="5669280" cy="2102148"/>
+          <wp:inline distT="0" distB="0" distL="0" distR="0" wp14:anchorId="3DDF468B" wp14:editId="2F953C82">
+            <wp:extent cx="5432080" cy="3454624"/>
             <wp:effectExtent l="0" t="0" r="0" b="0"/>
-            <wp:docPr id="2" name="Picture 2"/>
+            <wp:docPr id="1196373850" name="Picture 1"/>
             <wp:cNvGraphicFramePr>
               <a:graphicFrameLocks xmlns:a="http://schemas.openxmlformats.org/drawingml/2006/main" noChangeAspect="1"/>
             </wp:cNvGraphicFramePr>
@@ -1338,11 +3151,11 @@
               <a:graphicData uri="http://schemas.openxmlformats.org/drawingml/2006/picture">
                 <pic:pic xmlns:pic="http://schemas.openxmlformats.org/drawingml/2006/picture">
                   <pic:nvPicPr>
-                    <pic:cNvPr id="0" name="2e062bd6-adf0-42a3-a6ed-a99277af4a83.png"/>
+                    <pic:cNvPr id="1196373850" name=""/>
                     <pic:cNvPicPr/>
                   </pic:nvPicPr>
                   <pic:blipFill>
-                    <a:blip r:embed="rId7"/>
+                    <a:blip r:embed="rId8"/>
                     <a:stretch>
                       <a:fillRect/>
                     </a:stretch>
@@ -1350,7 +3163,7 @@
                   <pic:spPr>
                     <a:xfrm>
                       <a:off x="0" y="0"/>
-                      <a:ext cx="5669280" cy="2102148"/>
+                      <a:ext cx="5434719" cy="3456302"/>
                     </a:xfrm>
                     <a:prstGeom prst="rect">
                       <a:avLst/>
@@ -1365,24 +3178,56 @@
     </w:p>
     <w:p>
       <w:pPr>
-        <w:pStyle w:val="Caption"/>
-        <w:jc w:val="center"/>
+        <w:pStyle w:val="MyHeading1"/>
+        <w:jc w:val="both"/>
+        <w:rPr>
+          <w:rFonts w:cs="Times New Roman"/>
+          <w:b w:val="0"/>
+          <w:color w:val="auto"/>
+          <w:sz w:val="26"/>
+          <w:szCs w:val="26"/>
+        </w:rPr>
       </w:pPr>
       <w:r>
-        <w:t>Hình 2. Kết quả chạy Regression Suite: 5 passed, 1 failed tại CheckoutTest.</w:t>
+        <w:rPr>
+          <w:rFonts w:cs="Times New Roman"/>
+          <w:b w:val="0"/>
+          <w:color w:val="auto"/>
+          <w:sz w:val="26"/>
+          <w:szCs w:val="26"/>
+        </w:rPr>
+        <w:lastRenderedPageBreak/>
+        <w:t xml:space="preserve">3. Kết quả chạy Parallel Suite: Cấu hình parallel với thread-count="2". Các test đăng nhập và thêm sản phẩm chạy trên các luồng Chrome độc lập thành công, không gặp hiện tượng tranh chấp tài nguyên (race condition). </w:t>
       </w:r>
     </w:p>
     <w:p>
+      <w:pPr>
+        <w:pStyle w:val="MyHeading1"/>
+        <w:jc w:val="center"/>
+        <w:rPr>
+          <w:rFonts w:cs="Times New Roman"/>
+          <w:b w:val="0"/>
+          <w:bCs/>
+          <w:color w:val="auto"/>
+          <w:sz w:val="26"/>
+          <w:szCs w:val="26"/>
+        </w:rPr>
+      </w:pPr>
       <w:r>
         <w:rPr>
+          <w:rFonts w:cs="Times New Roman"/>
+          <w:b w:val="0"/>
+          <w:bCs/>
           <w:noProof/>
+          <w:color w:val="auto"/>
+          <w:sz w:val="26"/>
+          <w:szCs w:val="26"/>
         </w:rPr>
-        <w:lastRenderedPageBreak/>
         <w:drawing>
-          <wp:inline distT="0" distB="0" distL="0" distR="0">
-            <wp:extent cx="5669280" cy="4461814"/>
-            <wp:effectExtent l="0" t="0" r="0" b="0"/>
-            <wp:docPr id="3" name="Picture 3"/>
+          <wp:inline distT="0" distB="0" distL="0" distR="0" wp14:anchorId="166BCC83" wp14:editId="2292D7B8">
+            <wp:extent cx="6260465" cy="3916680"/>
+            <wp:effectExtent l="0" t="0" r="6985" b="7620"/>
+            <wp:docPr id="1107252367" name="Picture 1"/>
             <wp:cNvGraphicFramePr>
               <a:graphicFrameLocks xmlns:a="http://schemas.openxmlformats.org/drawingml/2006/main" noChangeAspect="1"/>
             </wp:cNvGraphicFramePr>
@@ -1390,11 +3235,11 @@
               <a:graphicData uri="http://schemas.openxmlformats.org/drawingml/2006/picture">
                 <pic:pic xmlns:pic="http://schemas.openxmlformats.org/drawingml/2006/picture">
                   <pic:nvPicPr>
-                    <pic:cNvPr id="0" name="6c05a41d-8e33-44f1-837f-9016b66252a5.png"/>
+                    <pic:cNvPr id="1107252367" name=""/>
                     <pic:cNvPicPr/>
                   </pic:nvPicPr>
                   <pic:blipFill>
-                    <a:blip r:embed="rId8"/>
+                    <a:blip r:embed="rId9"/>
                     <a:stretch>
                       <a:fillRect/>
                     </a:stretch>
@@ -1402,7 +3247,7 @@
                   <pic:spPr>
                     <a:xfrm>
                       <a:off x="0" y="0"/>
-                      <a:ext cx="5669280" cy="4461814"/>
+                      <a:ext cx="6260465" cy="3916680"/>
                     </a:xfrm>
                     <a:prstGeom prst="rect">
                       <a:avLst/>
@@ -1417,12 +3262,96 @@
     </w:p>
     <w:p>
       <w:pPr>
-        <w:pStyle w:val="Caption"/>
-        <w:jc w:val="center"/>
+        <w:pStyle w:val="MyHeading1"/>
+        <w:jc w:val="both"/>
+        <w:rPr>
+          <w:rFonts w:cs="Times New Roman"/>
+          <w:color w:val="auto"/>
+          <w:sz w:val="32"/>
+          <w:szCs w:val="32"/>
+        </w:rPr>
       </w:pPr>
       <w:r>
-        <w:t>Hình 3. Kết quả chạy Parallel Suite: 3/3 test passed.</w:t>
+        <w:rPr>
+          <w:rFonts w:cs="Times New Roman"/>
+          <w:color w:val="auto"/>
+          <w:sz w:val="32"/>
+          <w:szCs w:val="32"/>
+        </w:rPr>
+        <w:t>6</w:t>
       </w:r>
+      <w:r>
+        <w:rPr>
+          <w:rFonts w:cs="Times New Roman"/>
+          <w:color w:val="auto"/>
+          <w:sz w:val="32"/>
+          <w:szCs w:val="32"/>
+        </w:rPr>
+        <w:t>. Kết luận</w:t>
+      </w:r>
+    </w:p>
+    <w:p>
+      <w:pPr>
+        <w:pStyle w:val="MyHeading1"/>
+        <w:jc w:val="both"/>
+        <w:rPr>
+          <w:rFonts w:cs="Times New Roman"/>
+          <w:b w:val="0"/>
+          <w:bCs/>
+          <w:color w:val="auto"/>
+          <w:sz w:val="26"/>
+          <w:szCs w:val="26"/>
+        </w:rPr>
+      </w:pPr>
+      <w:r>
+        <w:rPr>
+          <w:rFonts w:cs="Times New Roman"/>
+          <w:b w:val="0"/>
+          <w:bCs/>
+          <w:color w:val="auto"/>
+          <w:sz w:val="26"/>
+          <w:szCs w:val="26"/>
+        </w:rPr>
+        <w:t>Bài 2 đã triển khai thành công các khái niệm nâng cao của TestNG bao gồm phân nhóm (Group), tập hợp (Suite) và chạy song song (Parallel execution).</w:t>
+      </w:r>
+    </w:p>
+    <w:p>
+      <w:pPr>
+        <w:pStyle w:val="MyHeading1"/>
+        <w:jc w:val="both"/>
+        <w:rPr>
+          <w:rFonts w:cs="Times New Roman"/>
+          <w:b w:val="0"/>
+          <w:bCs/>
+          <w:color w:val="auto"/>
+          <w:sz w:val="26"/>
+          <w:szCs w:val="26"/>
+        </w:rPr>
+      </w:pPr>
+      <w:r>
+        <w:rPr>
+          <w:rFonts w:cs="Times New Roman"/>
+          <w:b w:val="0"/>
+          <w:bCs/>
+          <w:color w:val="auto"/>
+          <w:sz w:val="26"/>
+          <w:szCs w:val="26"/>
+        </w:rPr>
+        <w:t>Việc phân tích file XML đã chứng minh độ hiệu quả của phương pháp chia Suite: Regression suite giúp nhanh chóng bắt được lỗi phản hồi chậm (TimeoutException) ở chức năng Checkout Overview. Hướng khắc phục đề xuất là tăng thời gian chờ Wait linh hoạt hơn hoặc thêm nhiều locator định vị ổn định (summary_info, summary_total_label) để test script chạy đáng tin cậy hơn trong các lần hồi quy tiếp theo.</w:t>
+      </w:r>
+    </w:p>
+    <w:p>
+      <w:pPr>
+        <w:pStyle w:val="MyHeading1"/>
+        <w:jc w:val="both"/>
+        <w:rPr>
+          <w:rFonts w:cs="Times New Roman"/>
+          <w:b w:val="0"/>
+          <w:color w:val="auto"/>
+          <w:sz w:val="26"/>
+          <w:szCs w:val="26"/>
+        </w:rPr>
+      </w:pPr>
     </w:p>
     <w:sectPr>
       <w:pgSz w:w="12240" w:h="15840"/>
@@ -1607,6 +3536,344 @@
       </w:rPr>
     </w:lvl>
   </w:abstractNum>
+  <w:abstractNum w:abstractNumId="9" w15:restartNumberingAfterBreak="0">
+    <w:nsid w:val="15772D12"/>
+    <w:multiLevelType w:val="hybridMultilevel"/>
+    <w:tmpl w:val="6D3C25F8"/>
+    <w:lvl w:ilvl="0" w:tplc="04090001">
+      <w:start w:val="1"/>
+      <w:numFmt w:val="bullet"/>
+      <w:lvlText w:val=""/>
+      <w:lvlJc w:val="left"/>
+      <w:pPr>
+        <w:ind w:left="720" w:hanging="360"/>
+      </w:pPr>
+      <w:rPr>
+        <w:rFonts w:ascii="Symbol" w:hAnsi="Symbol" w:hint="default"/>
+      </w:rPr>
+    </w:lvl>
+    <w:lvl w:ilvl="1" w:tplc="04090003" w:tentative="1">
+      <w:start w:val="1"/>
+      <w:numFmt w:val="bullet"/>
+      <w:lvlText w:val="o"/>
+      <w:lvlJc w:val="left"/>
+      <w:pPr>
+        <w:ind w:left="1440" w:hanging="360"/>
+      </w:pPr>
+      <w:rPr>
+        <w:rFonts w:ascii="Courier New" w:hAnsi="Courier New" w:cs="Courier New" w:hint="default"/>
+      </w:rPr>
+    </w:lvl>
+    <w:lvl w:ilvl="2" w:tplc="04090005" w:tentative="1">
+      <w:start w:val="1"/>
+      <w:numFmt w:val="bullet"/>
+      <w:lvlText w:val=""/>
+      <w:lvlJc w:val="left"/>
+      <w:pPr>
+        <w:ind w:left="2160" w:hanging="360"/>
+      </w:pPr>
+      <w:rPr>
+        <w:rFonts w:ascii="Wingdings" w:hAnsi="Wingdings" w:hint="default"/>
+      </w:rPr>
+    </w:lvl>
+    <w:lvl w:ilvl="3" w:tplc="04090001" w:tentative="1">
+      <w:start w:val="1"/>
+      <w:numFmt w:val="bullet"/>
+      <w:lvlText w:val=""/>
+      <w:lvlJc w:val="left"/>
+      <w:pPr>
+        <w:ind w:left="2880" w:hanging="360"/>
+      </w:pPr>
+      <w:rPr>
+        <w:rFonts w:ascii="Symbol" w:hAnsi="Symbol" w:hint="default"/>
+      </w:rPr>
+    </w:lvl>
+    <w:lvl w:ilvl="4" w:tplc="04090003" w:tentative="1">
+      <w:start w:val="1"/>
+      <w:numFmt w:val="bullet"/>
+      <w:lvlText w:val="o"/>
+      <w:lvlJc w:val="left"/>
+      <w:pPr>
+        <w:ind w:left="3600" w:hanging="360"/>
+      </w:pPr>
+      <w:rPr>
+        <w:rFonts w:ascii="Courier New" w:hAnsi="Courier New" w:cs="Courier New" w:hint="default"/>
+      </w:rPr>
+    </w:lvl>
+    <w:lvl w:ilvl="5" w:tplc="04090005" w:tentative="1">
+      <w:start w:val="1"/>
+      <w:numFmt w:val="bullet"/>
+      <w:lvlText w:val=""/>
+      <w:lvlJc w:val="left"/>
+      <w:pPr>
+        <w:ind w:left="4320" w:hanging="360"/>
+      </w:pPr>
+      <w:rPr>
+        <w:rFonts w:ascii="Wingdings" w:hAnsi="Wingdings" w:hint="default"/>
+      </w:rPr>
+    </w:lvl>
+    <w:lvl w:ilvl="6" w:tplc="04090001" w:tentative="1">
+      <w:start w:val="1"/>
+      <w:numFmt w:val="bullet"/>
+      <w:lvlText w:val=""/>
+      <w:lvlJc w:val="left"/>
+      <w:pPr>
+        <w:ind w:left="5040" w:hanging="360"/>
+      </w:pPr>
+      <w:rPr>
+        <w:rFonts w:ascii="Symbol" w:hAnsi="Symbol" w:hint="default"/>
+      </w:rPr>
+    </w:lvl>
+    <w:lvl w:ilvl="7" w:tplc="04090003" w:tentative="1">
+      <w:start w:val="1"/>
+      <w:numFmt w:val="bullet"/>
+      <w:lvlText w:val="o"/>
+      <w:lvlJc w:val="left"/>
+      <w:pPr>
+        <w:ind w:left="5760" w:hanging="360"/>
+      </w:pPr>
+      <w:rPr>
+        <w:rFonts w:ascii="Courier New" w:hAnsi="Courier New" w:cs="Courier New" w:hint="default"/>
+      </w:rPr>
+    </w:lvl>
+    <w:lvl w:ilvl="8" w:tplc="04090005" w:tentative="1">
+      <w:start w:val="1"/>
+      <w:numFmt w:val="bullet"/>
+      <w:lvlText w:val=""/>
+      <w:lvlJc w:val="left"/>
+      <w:pPr>
+        <w:ind w:left="6480" w:hanging="360"/>
+      </w:pPr>
+      <w:rPr>
+        <w:rFonts w:ascii="Wingdings" w:hAnsi="Wingdings" w:hint="default"/>
+      </w:rPr>
+    </w:lvl>
+  </w:abstractNum>
+  <w:abstractNum w:abstractNumId="10" w15:restartNumberingAfterBreak="0">
+    <w:nsid w:val="2D1A02FF"/>
+    <w:multiLevelType w:val="hybridMultilevel"/>
+    <w:tmpl w:val="6EA88E58"/>
+    <w:lvl w:ilvl="0" w:tplc="2E5CCC40">
+      <w:numFmt w:val="bullet"/>
+      <w:lvlText w:val=""/>
+      <w:lvlJc w:val="left"/>
+      <w:pPr>
+        <w:ind w:left="720" w:hanging="360"/>
+      </w:pPr>
+      <w:rPr>
+        <w:rFonts w:ascii="Times New Roman" w:eastAsia="Times New Roman" w:hAnsi="Times New Roman" w:cs="Times New Roman" w:hint="default"/>
+      </w:rPr>
+    </w:lvl>
+    <w:lvl w:ilvl="1" w:tplc="04090003" w:tentative="1">
+      <w:start w:val="1"/>
+      <w:numFmt w:val="bullet"/>
+      <w:lvlText w:val="o"/>
+      <w:lvlJc w:val="left"/>
+      <w:pPr>
+        <w:ind w:left="1440" w:hanging="360"/>
+      </w:pPr>
+      <w:rPr>
+        <w:rFonts w:ascii="Courier New" w:hAnsi="Courier New" w:cs="Courier New" w:hint="default"/>
+      </w:rPr>
+    </w:lvl>
+    <w:lvl w:ilvl="2" w:tplc="04090005" w:tentative="1">
+      <w:start w:val="1"/>
+      <w:numFmt w:val="bullet"/>
+      <w:lvlText w:val=""/>
+      <w:lvlJc w:val="left"/>
+      <w:pPr>
+        <w:ind w:left="2160" w:hanging="360"/>
+      </w:pPr>
+      <w:rPr>
+        <w:rFonts w:ascii="Wingdings" w:hAnsi="Wingdings" w:hint="default"/>
+      </w:rPr>
+    </w:lvl>
+    <w:lvl w:ilvl="3" w:tplc="04090001" w:tentative="1">
+      <w:start w:val="1"/>
+      <w:numFmt w:val="bullet"/>
+      <w:lvlText w:val=""/>
+      <w:lvlJc w:val="left"/>
+      <w:pPr>
+        <w:ind w:left="2880" w:hanging="360"/>
+      </w:pPr>
+      <w:rPr>
+        <w:rFonts w:ascii="Symbol" w:hAnsi="Symbol" w:hint="default"/>
+      </w:rPr>
+    </w:lvl>
+    <w:lvl w:ilvl="4" w:tplc="04090003" w:tentative="1">
+      <w:start w:val="1"/>
+      <w:numFmt w:val="bullet"/>
+      <w:lvlText w:val="o"/>
+      <w:lvlJc w:val="left"/>
+      <w:pPr>
+        <w:ind w:left="3600" w:hanging="360"/>
+      </w:pPr>
+      <w:rPr>
+        <w:rFonts w:ascii="Courier New" w:hAnsi="Courier New" w:cs="Courier New" w:hint="default"/>
+      </w:rPr>
+    </w:lvl>
+    <w:lvl w:ilvl="5" w:tplc="04090005" w:tentative="1">
+      <w:start w:val="1"/>
+      <w:numFmt w:val="bullet"/>
+      <w:lvlText w:val=""/>
+      <w:lvlJc w:val="left"/>
+      <w:pPr>
+        <w:ind w:left="4320" w:hanging="360"/>
+      </w:pPr>
+      <w:rPr>
+        <w:rFonts w:ascii="Wingdings" w:hAnsi="Wingdings" w:hint="default"/>
+      </w:rPr>
+    </w:lvl>
+    <w:lvl w:ilvl="6" w:tplc="04090001" w:tentative="1">
+      <w:start w:val="1"/>
+      <w:numFmt w:val="bullet"/>
+      <w:lvlText w:val=""/>
+      <w:lvlJc w:val="left"/>
+      <w:pPr>
+        <w:ind w:left="5040" w:hanging="360"/>
+      </w:pPr>
+      <w:rPr>
+        <w:rFonts w:ascii="Symbol" w:hAnsi="Symbol" w:hint="default"/>
+      </w:rPr>
+    </w:lvl>
+    <w:lvl w:ilvl="7" w:tplc="04090003" w:tentative="1">
+      <w:start w:val="1"/>
+      <w:numFmt w:val="bullet"/>
+      <w:lvlText w:val="o"/>
+      <w:lvlJc w:val="left"/>
+      <w:pPr>
+        <w:ind w:left="5760" w:hanging="360"/>
+      </w:pPr>
+      <w:rPr>
+        <w:rFonts w:ascii="Courier New" w:hAnsi="Courier New" w:cs="Courier New" w:hint="default"/>
+      </w:rPr>
+    </w:lvl>
+    <w:lvl w:ilvl="8" w:tplc="04090005" w:tentative="1">
+      <w:start w:val="1"/>
+      <w:numFmt w:val="bullet"/>
+      <w:lvlText w:val=""/>
+      <w:lvlJc w:val="left"/>
+      <w:pPr>
+        <w:ind w:left="6480" w:hanging="360"/>
+      </w:pPr>
+      <w:rPr>
+        <w:rFonts w:ascii="Wingdings" w:hAnsi="Wingdings" w:hint="default"/>
+      </w:rPr>
+    </w:lvl>
+  </w:abstractNum>
+  <w:abstractNum w:abstractNumId="11" w15:restartNumberingAfterBreak="0">
+    <w:nsid w:val="33AB5BBB"/>
+    <w:multiLevelType w:val="hybridMultilevel"/>
+    <w:tmpl w:val="56D22EA6"/>
+    <w:lvl w:ilvl="0" w:tplc="04090001">
+      <w:start w:val="1"/>
+      <w:numFmt w:val="bullet"/>
+      <w:lvlText w:val=""/>
+      <w:lvlJc w:val="left"/>
+      <w:pPr>
+        <w:ind w:left="720" w:hanging="360"/>
+      </w:pPr>
+      <w:rPr>
+        <w:rFonts w:ascii="Symbol" w:hAnsi="Symbol" w:hint="default"/>
+      </w:rPr>
+    </w:lvl>
+    <w:lvl w:ilvl="1" w:tplc="FFFFFFFF" w:tentative="1">
+      <w:start w:val="1"/>
+      <w:numFmt w:val="bullet"/>
+      <w:lvlText w:val="o"/>
+      <w:lvlJc w:val="left"/>
+      <w:pPr>
+        <w:ind w:left="1440" w:hanging="360"/>
+      </w:pPr>
+      <w:rPr>
+        <w:rFonts w:ascii="Courier New" w:hAnsi="Courier New" w:cs="Courier New" w:hint="default"/>
+      </w:rPr>
+    </w:lvl>
+    <w:lvl w:ilvl="2" w:tplc="FFFFFFFF" w:tentative="1">
+      <w:start w:val="1"/>
+      <w:numFmt w:val="bullet"/>
+      <w:lvlText w:val=""/>
+      <w:lvlJc w:val="left"/>
+      <w:pPr>
+        <w:ind w:left="2160" w:hanging="360"/>
+      </w:pPr>
+      <w:rPr>
+        <w:rFonts w:ascii="Wingdings" w:hAnsi="Wingdings" w:hint="default"/>
+      </w:rPr>
+    </w:lvl>
+    <w:lvl w:ilvl="3" w:tplc="FFFFFFFF" w:tentative="1">
+      <w:start w:val="1"/>
+      <w:numFmt w:val="bullet"/>
+      <w:lvlText w:val=""/>
+      <w:lvlJc w:val="left"/>
+      <w:pPr>
+        <w:ind w:left="2880" w:hanging="360"/>
+      </w:pPr>
+      <w:rPr>
+        <w:rFonts w:ascii="Symbol" w:hAnsi="Symbol" w:hint="default"/>
+      </w:rPr>
+    </w:lvl>
+    <w:lvl w:ilvl="4" w:tplc="FFFFFFFF" w:tentative="1">
+      <w:start w:val="1"/>
+      <w:numFmt w:val="bullet"/>
+      <w:lvlText w:val="o"/>
+      <w:lvlJc w:val="left"/>
+      <w:pPr>
+        <w:ind w:left="3600" w:hanging="360"/>
+      </w:pPr>
+      <w:rPr>
+        <w:rFonts w:ascii="Courier New" w:hAnsi="Courier New" w:cs="Courier New" w:hint="default"/>
+      </w:rPr>
+    </w:lvl>
+    <w:lvl w:ilvl="5" w:tplc="FFFFFFFF" w:tentative="1">
+      <w:start w:val="1"/>
+      <w:numFmt w:val="bullet"/>
+      <w:lvlText w:val=""/>
+      <w:lvlJc w:val="left"/>
+      <w:pPr>
+        <w:ind w:left="4320" w:hanging="360"/>
+      </w:pPr>
+      <w:rPr>
+        <w:rFonts w:ascii="Wingdings" w:hAnsi="Wingdings" w:hint="default"/>
+      </w:rPr>
+    </w:lvl>
+    <w:lvl w:ilvl="6" w:tplc="FFFFFFFF" w:tentative="1">
+      <w:start w:val="1"/>
+      <w:numFmt w:val="bullet"/>
+      <w:lvlText w:val=""/>
+      <w:lvlJc w:val="left"/>
+      <w:pPr>
+        <w:ind w:left="5040" w:hanging="360"/>
+      </w:pPr>
+      <w:rPr>
+        <w:rFonts w:ascii="Symbol" w:hAnsi="Symbol" w:hint="default"/>
+      </w:rPr>
+    </w:lvl>
+    <w:lvl w:ilvl="7" w:tplc="FFFFFFFF" w:tentative="1">
+      <w:start w:val="1"/>
+      <w:numFmt w:val="bullet"/>
+      <w:lvlText w:val="o"/>
+      <w:lvlJc w:val="left"/>
+      <w:pPr>
+        <w:ind w:left="5760" w:hanging="360"/>
+      </w:pPr>
+      <w:rPr>
+        <w:rFonts w:ascii="Courier New" w:hAnsi="Courier New" w:cs="Courier New" w:hint="default"/>
+      </w:rPr>
+    </w:lvl>
+    <w:lvl w:ilvl="8" w:tplc="FFFFFFFF" w:tentative="1">
+      <w:start w:val="1"/>
+      <w:numFmt w:val="bullet"/>
+      <w:lvlText w:val=""/>
+      <w:lvlJc w:val="left"/>
+      <w:pPr>
+        <w:ind w:left="6480" w:hanging="360"/>
+      </w:pPr>
+      <w:rPr>
+        <w:rFonts w:ascii="Wingdings" w:hAnsi="Wingdings" w:hint="default"/>
+      </w:rPr>
+    </w:lvl>
+  </w:abstractNum>
   <w:num w:numId="1" w16cid:durableId="1896744161">
     <w:abstractNumId w:val="8"/>
   </w:num>
@@ -1633,6 +3900,15 @@
   </w:num>
   <w:num w:numId="9" w16cid:durableId="991131961">
     <w:abstractNumId w:val="0"/>
+  </w:num>
+  <w:num w:numId="10" w16cid:durableId="963270415">
+    <w:abstractNumId w:val="9"/>
+  </w:num>
+  <w:num w:numId="11" w16cid:durableId="1781946841">
+    <w:abstractNumId w:val="10"/>
+  </w:num>
+  <w:num w:numId="12" w16cid:durableId="1588223810">
+    <w:abstractNumId w:val="11"/>
   </w:num>
 </w:numbering>
 </file>
